--- a/lessons/6-1/downloads/reveal/teacher/6.1-homework-packet.docx
+++ b/lessons/6-1/downloads/reveal/teacher/6.1-homework-packet.docx
@@ -15,10 +15,28 @@
         <w:rPr>
           <w:rFonts w:ascii="Avenir Next" w:hAnsi="Avenir Next" w:cs="Avenir Next" w:eastAsia="Avenir Next"/>
           <w:color w:val="1A1A1A"/>
+          <w:sz w:val="22"/>
+          <w:szCs w:val="20"/>
+        </w:rPr>
+        <w:t xml:space="preserve">Name</w:t>
+      </w:r>
+      <w:r>
+        <w:rPr>
+          <w:rFonts w:ascii="Avenir Next" w:hAnsi="Avenir Next" w:cs="Avenir Next" w:eastAsia="Avenir Next"/>
+          <w:color w:val="1A1A1A"/>
           <w:sz w:val="20"/>
           <w:szCs w:val="20"/>
         </w:rPr>
-        <w:t xml:space="preserve">Name</w:t>
+        <w:tab/>
+      </w:r>
+      <w:r>
+        <w:rPr>
+          <w:rFonts w:ascii="Avenir Next" w:hAnsi="Avenir Next" w:cs="Avenir Next" w:eastAsia="Avenir Next"/>
+          <w:color w:val="1A1A1A"/>
+          <w:sz w:val="22"/>
+          <w:szCs w:val="20"/>
+        </w:rPr>
+        <w:t xml:space="preserve">   Date</w:t>
       </w:r>
       <w:r>
         <w:rPr>
@@ -33,25 +51,7 @@
         <w:rPr>
           <w:rFonts w:ascii="Avenir Next" w:hAnsi="Avenir Next" w:cs="Avenir Next" w:eastAsia="Avenir Next"/>
           <w:color w:val="1A1A1A"/>
-          <w:sz w:val="20"/>
-          <w:szCs w:val="20"/>
-        </w:rPr>
-        <w:t xml:space="preserve">   Date</w:t>
-      </w:r>
-      <w:r>
-        <w:rPr>
-          <w:rFonts w:ascii="Avenir Next" w:hAnsi="Avenir Next" w:cs="Avenir Next" w:eastAsia="Avenir Next"/>
-          <w:color w:val="1A1A1A"/>
-          <w:sz w:val="20"/>
-          <w:szCs w:val="20"/>
-        </w:rPr>
-        <w:tab/>
-      </w:r>
-      <w:r>
-        <w:rPr>
-          <w:rFonts w:ascii="Avenir Next" w:hAnsi="Avenir Next" w:cs="Avenir Next" w:eastAsia="Avenir Next"/>
-          <w:color w:val="1A1A1A"/>
-          <w:sz w:val="20"/>
+          <w:sz w:val="22"/>
           <w:szCs w:val="20"/>
         </w:rPr>
         <w:t xml:space="preserve">   Period</w:t>
@@ -78,7 +78,7 @@
           <w:caps/>
           <w:color w:val="003A70"/>
           <w:spacing w:val="12"/>
-          <w:sz w:val="19"/>
+          <w:sz w:val="22"/>
           <w:szCs w:val="19"/>
         </w:rPr>
         <w:t xml:space="preserve">Lesson 6-1  ·  Homework Packet  ·  Sheet 1 of 2</w:t>
@@ -86,6 +86,7 @@
     </w:p>
     <w:p>
       <w:pPr>
+        <w:pStyle w:val="Heading1"/>
         <w:keepNext/>
         <w:spacing w:before="0" w:after="0" w:line="240" w:lineRule="auto"/>
       </w:pPr>
@@ -111,7 +112,7 @@
         <w:rPr>
           <w:rFonts w:ascii="Avenir Next" w:hAnsi="Avenir Next" w:cs="Avenir Next" w:eastAsia="Avenir Next"/>
           <w:color w:val="5A5F66"/>
-          <w:sz w:val="17"/>
+          <w:sz w:val="22"/>
           <w:szCs w:val="17"/>
         </w:rPr>
         <w:t xml:space="preserve">Maryland Standard 6.NS.A.1   ·   Learning target — I can divide a whole number by a unit fraction and explain what the quotient counts.</w:t>
@@ -158,6 +159,7 @@
           </w:tcPr>
           <w:p>
             <w:pPr>
+              <w:pStyle w:val="Heading2"/>
               <w:spacing w:before="0" w:after="0" w:line="240" w:lineRule="auto"/>
             </w:pPr>
             <w:r>
@@ -185,44 +187,44 @@
                 <w:rFonts w:ascii="Avenir Next" w:hAnsi="Avenir Next" w:cs="Avenir Next" w:eastAsia="Avenir Next"/>
                 <w:b/>
                 <w:color w:val="003A70"/>
+                <w:sz w:val="22"/>
+                <w:szCs w:val="18"/>
+              </w:rPr>
+              <w:t xml:space="preserve">•</w:t>
+            </w:r>
+            <w:r>
+              <w:rPr>
+                <w:rFonts w:ascii="Avenir Next" w:hAnsi="Avenir Next" w:cs="Avenir Next" w:eastAsia="Avenir Next"/>
+                <w:color w:val="1A1A1A"/>
                 <w:sz w:val="18"/>
                 <w:szCs w:val="18"/>
               </w:rPr>
-              <w:t xml:space="preserve">•</w:t>
-            </w:r>
-            <w:r>
-              <w:rPr>
-                <w:rFonts w:ascii="Avenir Next" w:hAnsi="Avenir Next" w:cs="Avenir Next" w:eastAsia="Avenir Next"/>
-                <w:color w:val="1A1A1A"/>
-                <w:sz w:val="18"/>
+              <w:tab/>
+            </w:r>
+            <w:r>
+              <w:rPr>
+                <w:rFonts w:ascii="Avenir Next" w:hAnsi="Avenir Next" w:cs="Avenir Next" w:eastAsia="Avenir Next"/>
+                <w:color w:val="1A1A1A"/>
+                <w:sz w:val="22"/>
                 <w:szCs w:val="18"/>
               </w:rPr>
-              <w:tab/>
-            </w:r>
-            <w:r>
-              <w:rPr>
-                <w:rFonts w:ascii="Avenir Next" w:hAnsi="Avenir Next" w:cs="Avenir Next" w:eastAsia="Avenir Next"/>
-                <w:color w:val="1A1A1A"/>
-                <w:sz w:val="18"/>
+              <w:t xml:space="preserve">Dividing by a </w:t>
+            </w:r>
+            <w:r>
+              <w:rPr>
+                <w:rFonts w:ascii="Avenir Next" w:hAnsi="Avenir Next" w:cs="Avenir Next" w:eastAsia="Avenir Next"/>
+                <w:b/>
+                <w:color w:val="1A1A1A"/>
+                <w:sz w:val="22"/>
                 <w:szCs w:val="18"/>
               </w:rPr>
-              <w:t xml:space="preserve">Dividing by a </w:t>
-            </w:r>
-            <w:r>
-              <w:rPr>
-                <w:rFonts w:ascii="Avenir Next" w:hAnsi="Avenir Next" w:cs="Avenir Next" w:eastAsia="Avenir Next"/>
-                <w:b/>
-                <w:color w:val="1A1A1A"/>
-                <w:sz w:val="18"/>
-                <w:szCs w:val="18"/>
-              </w:rPr>
               <w:t xml:space="preserve">unit fraction</w:t>
             </w:r>
             <w:r>
               <w:rPr>
                 <w:rFonts w:ascii="Avenir Next" w:hAnsi="Avenir Next" w:cs="Avenir Next" w:eastAsia="Avenir Next"/>
                 <w:color w:val="1A1A1A"/>
-                <w:sz w:val="18"/>
+                <w:sz w:val="22"/>
                 <w:szCs w:val="18"/>
               </w:rPr>
               <w:t xml:space="preserve"> asks: how many pieces of that size fit into the number?</w:t>
@@ -241,44 +243,44 @@
                 <w:rFonts w:ascii="Avenir Next" w:hAnsi="Avenir Next" w:cs="Avenir Next" w:eastAsia="Avenir Next"/>
                 <w:b/>
                 <w:color w:val="003A70"/>
+                <w:sz w:val="22"/>
+                <w:szCs w:val="18"/>
+              </w:rPr>
+              <w:t xml:space="preserve">•</w:t>
+            </w:r>
+            <w:r>
+              <w:rPr>
+                <w:rFonts w:ascii="Avenir Next" w:hAnsi="Avenir Next" w:cs="Avenir Next" w:eastAsia="Avenir Next"/>
+                <w:color w:val="1A1A1A"/>
                 <w:sz w:val="18"/>
                 <w:szCs w:val="18"/>
               </w:rPr>
-              <w:t xml:space="preserve">•</w:t>
-            </w:r>
-            <w:r>
-              <w:rPr>
-                <w:rFonts w:ascii="Avenir Next" w:hAnsi="Avenir Next" w:cs="Avenir Next" w:eastAsia="Avenir Next"/>
-                <w:color w:val="1A1A1A"/>
-                <w:sz w:val="18"/>
+              <w:tab/>
+            </w:r>
+            <w:r>
+              <w:rPr>
+                <w:rFonts w:ascii="Avenir Next" w:hAnsi="Avenir Next" w:cs="Avenir Next" w:eastAsia="Avenir Next"/>
+                <w:color w:val="1A1A1A"/>
+                <w:sz w:val="22"/>
                 <w:szCs w:val="18"/>
               </w:rPr>
-              <w:tab/>
-            </w:r>
-            <w:r>
-              <w:rPr>
-                <w:rFonts w:ascii="Avenir Next" w:hAnsi="Avenir Next" w:cs="Avenir Next" w:eastAsia="Avenir Next"/>
-                <w:color w:val="1A1A1A"/>
-                <w:sz w:val="18"/>
+              <w:t xml:space="preserve">1 whole holds 4 fourths, so </w:t>
+            </w:r>
+            <w:r>
+              <w:rPr>
+                <w:rFonts w:ascii="Avenir Next" w:hAnsi="Avenir Next" w:cs="Avenir Next" w:eastAsia="Avenir Next"/>
+                <w:b/>
+                <w:color w:val="1A1A1A"/>
+                <w:sz w:val="22"/>
                 <w:szCs w:val="18"/>
               </w:rPr>
-              <w:t xml:space="preserve">1 whole holds 4 fourths, so </w:t>
-            </w:r>
-            <w:r>
-              <w:rPr>
-                <w:rFonts w:ascii="Avenir Next" w:hAnsi="Avenir Next" w:cs="Avenir Next" w:eastAsia="Avenir Next"/>
-                <w:b/>
-                <w:color w:val="1A1A1A"/>
-                <w:sz w:val="18"/>
-                <w:szCs w:val="18"/>
-              </w:rPr>
               <w:t xml:space="preserve">3 ÷ 1/4 = 3 × 4 = 12</w:t>
             </w:r>
             <w:r>
               <w:rPr>
                 <w:rFonts w:ascii="Avenir Next" w:hAnsi="Avenir Next" w:cs="Avenir Next" w:eastAsia="Avenir Next"/>
                 <w:color w:val="1A1A1A"/>
-                <w:sz w:val="18"/>
+                <w:sz w:val="22"/>
                 <w:szCs w:val="18"/>
               </w:rPr>
               <w:t xml:space="preserve">.</w:t>
@@ -297,44 +299,44 @@
                 <w:rFonts w:ascii="Avenir Next" w:hAnsi="Avenir Next" w:cs="Avenir Next" w:eastAsia="Avenir Next"/>
                 <w:b/>
                 <w:color w:val="003A70"/>
+                <w:sz w:val="22"/>
+                <w:szCs w:val="18"/>
+              </w:rPr>
+              <w:t xml:space="preserve">•</w:t>
+            </w:r>
+            <w:r>
+              <w:rPr>
+                <w:rFonts w:ascii="Avenir Next" w:hAnsi="Avenir Next" w:cs="Avenir Next" w:eastAsia="Avenir Next"/>
+                <w:color w:val="1A1A1A"/>
                 <w:sz w:val="18"/>
                 <w:szCs w:val="18"/>
               </w:rPr>
-              <w:t xml:space="preserve">•</w:t>
-            </w:r>
-            <w:r>
-              <w:rPr>
-                <w:rFonts w:ascii="Avenir Next" w:hAnsi="Avenir Next" w:cs="Avenir Next" w:eastAsia="Avenir Next"/>
-                <w:color w:val="1A1A1A"/>
-                <w:sz w:val="18"/>
+              <w:tab/>
+            </w:r>
+            <w:r>
+              <w:rPr>
+                <w:rFonts w:ascii="Avenir Next" w:hAnsi="Avenir Next" w:cs="Avenir Next" w:eastAsia="Avenir Next"/>
+                <w:color w:val="1A1A1A"/>
+                <w:sz w:val="22"/>
                 <w:szCs w:val="18"/>
               </w:rPr>
-              <w:tab/>
-            </w:r>
-            <w:r>
-              <w:rPr>
-                <w:rFonts w:ascii="Avenir Next" w:hAnsi="Avenir Next" w:cs="Avenir Next" w:eastAsia="Avenir Next"/>
-                <w:color w:val="1A1A1A"/>
-                <w:sz w:val="18"/>
+              <w:t xml:space="preserve">The quotient is </w:t>
+            </w:r>
+            <w:r>
+              <w:rPr>
+                <w:rFonts w:ascii="Avenir Next" w:hAnsi="Avenir Next" w:cs="Avenir Next" w:eastAsia="Avenir Next"/>
+                <w:b/>
+                <w:color w:val="1A1A1A"/>
+                <w:sz w:val="22"/>
                 <w:szCs w:val="18"/>
               </w:rPr>
-              <w:t xml:space="preserve">The quotient is </w:t>
-            </w:r>
-            <w:r>
-              <w:rPr>
-                <w:rFonts w:ascii="Avenir Next" w:hAnsi="Avenir Next" w:cs="Avenir Next" w:eastAsia="Avenir Next"/>
-                <w:b/>
-                <w:color w:val="1A1A1A"/>
-                <w:sz w:val="18"/>
-                <w:szCs w:val="18"/>
-              </w:rPr>
               <w:t xml:space="preserve">greater</w:t>
             </w:r>
             <w:r>
               <w:rPr>
                 <w:rFonts w:ascii="Avenir Next" w:hAnsi="Avenir Next" w:cs="Avenir Next" w:eastAsia="Avenir Next"/>
                 <w:color w:val="1A1A1A"/>
-                <w:sz w:val="18"/>
+                <w:sz w:val="22"/>
                 <w:szCs w:val="18"/>
               </w:rPr>
               <w:t xml:space="preserve"> than the number you divide. Check: 12 × 1/4 = 3.</w:t>
@@ -349,6 +351,7 @@
           </w:tcPr>
           <w:p>
             <w:pPr>
+              <w:pStyle w:val="Heading2"/>
               <w:spacing w:before="0" w:after="0" w:line="240" w:lineRule="auto"/>
             </w:pPr>
             <w:r>
@@ -371,7 +374,7 @@
               <w:rPr>
                 <w:rFonts w:ascii="Avenir Next" w:hAnsi="Avenir Next" w:cs="Avenir Next" w:eastAsia="Avenir Next"/>
                 <w:color w:val="1A1A1A"/>
-                <w:sz w:val="17"/>
+                <w:sz w:val="22"/>
                 <w:szCs w:val="17"/>
               </w:rPr>
               <w:t xml:space="preserve">How many 1/3-cup scoops are in 5 cups of rice?</w:t>
@@ -390,25 +393,25 @@
                 <w:rFonts w:ascii="Avenir Next" w:hAnsi="Avenir Next" w:cs="Avenir Next" w:eastAsia="Avenir Next"/>
                 <w:b/>
                 <w:color w:val="003A70"/>
+                <w:sz w:val="22"/>
+                <w:szCs w:val="17"/>
+              </w:rPr>
+              <w:t xml:space="preserve">Step 1</w:t>
+            </w:r>
+            <w:r>
+              <w:rPr>
+                <w:rFonts w:ascii="Avenir Next" w:hAnsi="Avenir Next" w:cs="Avenir Next" w:eastAsia="Avenir Next"/>
+                <w:color w:val="1A1A1A"/>
                 <w:sz w:val="17"/>
                 <w:szCs w:val="17"/>
               </w:rPr>
-              <w:t xml:space="preserve">Step 1</w:t>
-            </w:r>
-            <w:r>
-              <w:rPr>
-                <w:rFonts w:ascii="Avenir Next" w:hAnsi="Avenir Next" w:cs="Avenir Next" w:eastAsia="Avenir Next"/>
-                <w:color w:val="1A1A1A"/>
-                <w:sz w:val="17"/>
-                <w:szCs w:val="17"/>
-              </w:rPr>
               <w:tab/>
             </w:r>
             <w:r>
               <w:rPr>
                 <w:rFonts w:ascii="Avenir Next" w:hAnsi="Avenir Next" w:cs="Avenir Next" w:eastAsia="Avenir Next"/>
                 <w:color w:val="1A1A1A"/>
-                <w:sz w:val="17"/>
+                <w:sz w:val="22"/>
                 <w:szCs w:val="17"/>
               </w:rPr>
               <w:t xml:space="preserve">Each cup holds 3 thirds.</w:t>
@@ -427,25 +430,25 @@
                 <w:rFonts w:ascii="Avenir Next" w:hAnsi="Avenir Next" w:cs="Avenir Next" w:eastAsia="Avenir Next"/>
                 <w:b/>
                 <w:color w:val="003A70"/>
+                <w:sz w:val="22"/>
+                <w:szCs w:val="17"/>
+              </w:rPr>
+              <w:t xml:space="preserve">Step 2</w:t>
+            </w:r>
+            <w:r>
+              <w:rPr>
+                <w:rFonts w:ascii="Avenir Next" w:hAnsi="Avenir Next" w:cs="Avenir Next" w:eastAsia="Avenir Next"/>
+                <w:color w:val="1A1A1A"/>
                 <w:sz w:val="17"/>
                 <w:szCs w:val="17"/>
               </w:rPr>
-              <w:t xml:space="preserve">Step 2</w:t>
-            </w:r>
-            <w:r>
-              <w:rPr>
-                <w:rFonts w:ascii="Avenir Next" w:hAnsi="Avenir Next" w:cs="Avenir Next" w:eastAsia="Avenir Next"/>
-                <w:color w:val="1A1A1A"/>
-                <w:sz w:val="17"/>
-                <w:szCs w:val="17"/>
-              </w:rPr>
               <w:tab/>
             </w:r>
             <w:r>
               <w:rPr>
                 <w:rFonts w:ascii="Avenir Next" w:hAnsi="Avenir Next" w:cs="Avenir Next" w:eastAsia="Avenir Next"/>
                 <w:color w:val="1A1A1A"/>
-                <w:sz w:val="17"/>
+                <w:sz w:val="22"/>
                 <w:szCs w:val="17"/>
               </w:rPr>
               <w:t xml:space="preserve">5 cups hold 5 × 3 = 15 thirds, so 5 ÷ 1/3 = 15.</w:t>
@@ -464,25 +467,25 @@
                 <w:rFonts w:ascii="Avenir Next" w:hAnsi="Avenir Next" w:cs="Avenir Next" w:eastAsia="Avenir Next"/>
                 <w:b/>
                 <w:color w:val="003A70"/>
+                <w:sz w:val="22"/>
+                <w:szCs w:val="17"/>
+              </w:rPr>
+              <w:t xml:space="preserve">Step 3</w:t>
+            </w:r>
+            <w:r>
+              <w:rPr>
+                <w:rFonts w:ascii="Avenir Next" w:hAnsi="Avenir Next" w:cs="Avenir Next" w:eastAsia="Avenir Next"/>
+                <w:color w:val="1A1A1A"/>
                 <w:sz w:val="17"/>
                 <w:szCs w:val="17"/>
               </w:rPr>
-              <w:t xml:space="preserve">Step 3</w:t>
-            </w:r>
-            <w:r>
-              <w:rPr>
-                <w:rFonts w:ascii="Avenir Next" w:hAnsi="Avenir Next" w:cs="Avenir Next" w:eastAsia="Avenir Next"/>
-                <w:color w:val="1A1A1A"/>
-                <w:sz w:val="17"/>
-                <w:szCs w:val="17"/>
-              </w:rPr>
               <w:tab/>
             </w:r>
             <w:r>
               <w:rPr>
                 <w:rFonts w:ascii="Avenir Next" w:hAnsi="Avenir Next" w:cs="Avenir Next" w:eastAsia="Avenir Next"/>
                 <w:color w:val="1A1A1A"/>
-                <w:sz w:val="17"/>
+                <w:sz w:val="22"/>
                 <w:szCs w:val="17"/>
               </w:rPr>
               <w:t xml:space="preserve">Check: 15 × 1/3 = 5, so it checks.</w:t>
@@ -501,18 +504,18 @@
                 <w:rFonts w:ascii="Avenir Next" w:hAnsi="Avenir Next" w:cs="Avenir Next" w:eastAsia="Avenir Next"/>
                 <w:b/>
                 <w:color w:val="1A1A1A"/>
+                <w:sz w:val="22"/>
+                <w:szCs w:val="17"/>
+              </w:rPr>
+              <w:t xml:space="preserve">Answer</w:t>
+            </w:r>
+            <w:r>
+              <w:rPr>
+                <w:rFonts w:ascii="Avenir Next" w:hAnsi="Avenir Next" w:cs="Avenir Next" w:eastAsia="Avenir Next"/>
+                <w:color w:val="1A1A1A"/>
                 <w:sz w:val="17"/>
                 <w:szCs w:val="17"/>
               </w:rPr>
-              <w:t xml:space="preserve">Answer</w:t>
-            </w:r>
-            <w:r>
-              <w:rPr>
-                <w:rFonts w:ascii="Avenir Next" w:hAnsi="Avenir Next" w:cs="Avenir Next" w:eastAsia="Avenir Next"/>
-                <w:color w:val="1A1A1A"/>
-                <w:sz w:val="17"/>
-                <w:szCs w:val="17"/>
-              </w:rPr>
               <w:tab/>
             </w:r>
             <w:r>
@@ -520,7 +523,7 @@
                 <w:rFonts w:ascii="Avenir Next" w:hAnsi="Avenir Next" w:cs="Avenir Next" w:eastAsia="Avenir Next"/>
                 <w:b/>
                 <w:color w:val="1A1A1A"/>
-                <w:sz w:val="17"/>
+                <w:sz w:val="22"/>
                 <w:szCs w:val="17"/>
               </w:rPr>
               <w:t xml:space="preserve">15 scoops</w:t>
@@ -531,6 +534,7 @@
     </w:tbl>
     <w:p>
       <w:pPr>
+        <w:pStyle w:val="Heading2"/>
         <w:keepNext/>
         <w:pBdr>
           <w:bottom w:val="single" w:sz="8" w:space="3" w:color="003A70"/>
@@ -546,7 +550,7 @@
           <w:b/>
           <w:color w:val="003A70"/>
           <w:spacing w:val="14"/>
-          <w:sz w:val="19"/>
+          <w:sz w:val="22"/>
           <w:szCs w:val="19"/>
         </w:rPr>
         <w:t xml:space="preserve">PRACTICE</w:t>
@@ -565,7 +569,7 @@
           <w:rFonts w:ascii="Avenir Next" w:hAnsi="Avenir Next" w:cs="Avenir Next" w:eastAsia="Avenir Next"/>
           <w:i/>
           <w:color w:val="5A5F66"/>
-          <w:sz w:val="17"/>
+          <w:sz w:val="22"/>
           <w:szCs w:val="17"/>
         </w:rPr>
         <w:t xml:space="preserve">show your work · label units</w:t>
@@ -585,25 +589,25 @@
           <w:rFonts w:ascii="Avenir Next" w:hAnsi="Avenir Next" w:cs="Avenir Next" w:eastAsia="Avenir Next"/>
           <w:b/>
           <w:color w:val="1A1A1A"/>
+          <w:sz w:val="22"/>
+          <w:szCs w:val="20"/>
+        </w:rPr>
+        <w:t xml:space="preserve">1.</w:t>
+      </w:r>
+      <w:r>
+        <w:rPr>
+          <w:rFonts w:ascii="Avenir Next" w:hAnsi="Avenir Next" w:cs="Avenir Next" w:eastAsia="Avenir Next"/>
+          <w:color w:val="1A1A1A"/>
           <w:sz w:val="20"/>
           <w:szCs w:val="20"/>
         </w:rPr>
-        <w:t xml:space="preserve">1.</w:t>
-      </w:r>
-      <w:r>
-        <w:rPr>
-          <w:rFonts w:ascii="Avenir Next" w:hAnsi="Avenir Next" w:cs="Avenir Next" w:eastAsia="Avenir Next"/>
-          <w:color w:val="1A1A1A"/>
-          <w:sz w:val="20"/>
-          <w:szCs w:val="20"/>
-        </w:rPr>
         <w:tab/>
       </w:r>
       <w:r>
         <w:rPr>
           <w:rFonts w:ascii="Avenir Next" w:hAnsi="Avenir Next" w:cs="Avenir Next" w:eastAsia="Avenir Next"/>
           <w:color w:val="1A1A1A"/>
-          <w:sz w:val="20"/>
+          <w:sz w:val="22"/>
           <w:szCs w:val="20"/>
         </w:rPr>
         <w:t xml:space="preserve">Each bar is 1 whole. Use the fraction bars to find </w:t>
@@ -613,7 +617,7 @@
           <w:rFonts w:ascii="Avenir Next" w:hAnsi="Avenir Next" w:cs="Avenir Next" w:eastAsia="Avenir Next"/>
           <w:b/>
           <w:color w:val="1A1A1A"/>
-          <w:sz w:val="20"/>
+          <w:sz w:val="22"/>
           <w:szCs w:val="20"/>
         </w:rPr>
         <w:t xml:space="preserve">4 ÷ 1/3</w:t>
@@ -622,7 +626,7 @@
         <w:rPr>
           <w:rFonts w:ascii="Avenir Next" w:hAnsi="Avenir Next" w:cs="Avenir Next" w:eastAsia="Avenir Next"/>
           <w:color w:val="1A1A1A"/>
-          <w:sz w:val="20"/>
+          <w:sz w:val="22"/>
           <w:szCs w:val="20"/>
         </w:rPr>
         <w:t xml:space="preserve">. How many thirds are in 4 wholes?</w:t>
@@ -641,7 +645,7 @@
         <w:drawing>
           <wp:inline distT="0" distB="0" distL="0" distR="0">
             <wp:extent cx="4023360" cy="566928"/>
-            <wp:docPr id="1" name="Figure 1"/>
+            <wp:docPr id="1" name="Figure 1" descr="Fraction bars: 4 whole bars, each split into 3 equal parts; 0 parts shaded."/>
             <a:graphic xmlns:a="http://schemas.openxmlformats.org/drawingml/2006/main">
               <a:graphicData uri="http://schemas.openxmlformats.org/drawingml/2006/picture">
                 <pic:pic xmlns:pic="http://schemas.openxmlformats.org/drawingml/2006/picture">
@@ -684,7 +688,7 @@
           <w:rFonts w:ascii="Avenir Next" w:hAnsi="Avenir Next" w:cs="Avenir Next" w:eastAsia="Avenir Next"/>
           <w:b/>
           <w:color w:val="1A1A1A"/>
-          <w:sz w:val="18"/>
+          <w:sz w:val="22"/>
           <w:szCs w:val="18"/>
         </w:rPr>
         <w:t xml:space="preserve">4 ÷ 1/3 =</w:t>
@@ -718,25 +722,25 @@
           <w:rFonts w:ascii="Avenir Next" w:hAnsi="Avenir Next" w:cs="Avenir Next" w:eastAsia="Avenir Next"/>
           <w:b/>
           <w:color w:val="1A1A1A"/>
+          <w:sz w:val="22"/>
+          <w:szCs w:val="20"/>
+        </w:rPr>
+        <w:t xml:space="preserve">2.</w:t>
+      </w:r>
+      <w:r>
+        <w:rPr>
+          <w:rFonts w:ascii="Avenir Next" w:hAnsi="Avenir Next" w:cs="Avenir Next" w:eastAsia="Avenir Next"/>
+          <w:color w:val="1A1A1A"/>
           <w:sz w:val="20"/>
           <w:szCs w:val="20"/>
         </w:rPr>
-        <w:t xml:space="preserve">2.</w:t>
-      </w:r>
-      <w:r>
-        <w:rPr>
-          <w:rFonts w:ascii="Avenir Next" w:hAnsi="Avenir Next" w:cs="Avenir Next" w:eastAsia="Avenir Next"/>
-          <w:color w:val="1A1A1A"/>
-          <w:sz w:val="20"/>
-          <w:szCs w:val="20"/>
-        </w:rPr>
         <w:tab/>
       </w:r>
       <w:r>
         <w:rPr>
           <w:rFonts w:ascii="Avenir Next" w:hAnsi="Avenir Next" w:cs="Avenir Next" w:eastAsia="Avenir Next"/>
           <w:color w:val="1A1A1A"/>
-          <w:sz w:val="20"/>
+          <w:sz w:val="22"/>
           <w:szCs w:val="20"/>
         </w:rPr>
         <w:t xml:space="preserve">Divide.</w:t>
@@ -792,7 +796,7 @@
                 <w:rFonts w:ascii="Avenir Next" w:hAnsi="Avenir Next" w:cs="Avenir Next" w:eastAsia="Avenir Next"/>
                 <w:b/>
                 <w:color w:val="003A70"/>
-                <w:sz w:val="20"/>
+                <w:sz w:val="22"/>
                 <w:szCs w:val="20"/>
               </w:rPr>
               <w:t xml:space="preserve">a.</w:t>
@@ -810,7 +814,7 @@
               <w:rPr>
                 <w:rFonts w:ascii="Avenir Next" w:hAnsi="Avenir Next" w:cs="Avenir Next" w:eastAsia="Avenir Next"/>
                 <w:color w:val="1A1A1A"/>
-                <w:sz w:val="20"/>
+                <w:sz w:val="22"/>
                 <w:szCs w:val="20"/>
               </w:rPr>
               <w:t xml:space="preserve">6 ÷ 1/2 =</w:t>
@@ -854,7 +858,7 @@
                 <w:rFonts w:ascii="Avenir Next" w:hAnsi="Avenir Next" w:cs="Avenir Next" w:eastAsia="Avenir Next"/>
                 <w:b/>
                 <w:color w:val="003A70"/>
-                <w:sz w:val="20"/>
+                <w:sz w:val="22"/>
                 <w:szCs w:val="20"/>
               </w:rPr>
               <w:t xml:space="preserve">b.</w:t>
@@ -872,7 +876,7 @@
               <w:rPr>
                 <w:rFonts w:ascii="Avenir Next" w:hAnsi="Avenir Next" w:cs="Avenir Next" w:eastAsia="Avenir Next"/>
                 <w:color w:val="1A1A1A"/>
-                <w:sz w:val="20"/>
+                <w:sz w:val="22"/>
                 <w:szCs w:val="20"/>
               </w:rPr>
               <w:t xml:space="preserve">3 ÷ 1/5 =</w:t>
@@ -916,7 +920,7 @@
                 <w:rFonts w:ascii="Avenir Next" w:hAnsi="Avenir Next" w:cs="Avenir Next" w:eastAsia="Avenir Next"/>
                 <w:b/>
                 <w:color w:val="003A70"/>
-                <w:sz w:val="20"/>
+                <w:sz w:val="22"/>
                 <w:szCs w:val="20"/>
               </w:rPr>
               <w:t xml:space="preserve">c.</w:t>
@@ -934,7 +938,7 @@
               <w:rPr>
                 <w:rFonts w:ascii="Avenir Next" w:hAnsi="Avenir Next" w:cs="Avenir Next" w:eastAsia="Avenir Next"/>
                 <w:color w:val="1A1A1A"/>
-                <w:sz w:val="20"/>
+                <w:sz w:val="22"/>
                 <w:szCs w:val="20"/>
               </w:rPr>
               <w:t xml:space="preserve">8 ÷ 1/4 =</w:t>
@@ -984,7 +988,7 @@
                 <w:rFonts w:ascii="Avenir Next" w:hAnsi="Avenir Next" w:cs="Avenir Next" w:eastAsia="Avenir Next"/>
                 <w:b/>
                 <w:color w:val="003A70"/>
-                <w:sz w:val="20"/>
+                <w:sz w:val="22"/>
                 <w:szCs w:val="20"/>
               </w:rPr>
               <w:t xml:space="preserve">d.</w:t>
@@ -1002,7 +1006,7 @@
               <w:rPr>
                 <w:rFonts w:ascii="Avenir Next" w:hAnsi="Avenir Next" w:cs="Avenir Next" w:eastAsia="Avenir Next"/>
                 <w:color w:val="1A1A1A"/>
-                <w:sz w:val="20"/>
+                <w:sz w:val="22"/>
                 <w:szCs w:val="20"/>
               </w:rPr>
               <w:t xml:space="preserve">2 ÷ 1/9 =</w:t>
@@ -1046,7 +1050,7 @@
                 <w:rFonts w:ascii="Avenir Next" w:hAnsi="Avenir Next" w:cs="Avenir Next" w:eastAsia="Avenir Next"/>
                 <w:b/>
                 <w:color w:val="003A70"/>
-                <w:sz w:val="20"/>
+                <w:sz w:val="22"/>
                 <w:szCs w:val="20"/>
               </w:rPr>
               <w:t xml:space="preserve">e.</w:t>
@@ -1064,7 +1068,7 @@
               <w:rPr>
                 <w:rFonts w:ascii="Avenir Next" w:hAnsi="Avenir Next" w:cs="Avenir Next" w:eastAsia="Avenir Next"/>
                 <w:color w:val="1A1A1A"/>
-                <w:sz w:val="20"/>
+                <w:sz w:val="22"/>
                 <w:szCs w:val="20"/>
               </w:rPr>
               <w:t xml:space="preserve">7 ÷ 1/3 =</w:t>
@@ -1108,7 +1112,7 @@
                 <w:rFonts w:ascii="Avenir Next" w:hAnsi="Avenir Next" w:cs="Avenir Next" w:eastAsia="Avenir Next"/>
                 <w:b/>
                 <w:color w:val="003A70"/>
-                <w:sz w:val="20"/>
+                <w:sz w:val="22"/>
                 <w:szCs w:val="20"/>
               </w:rPr>
               <w:t xml:space="preserve">f.</w:t>
@@ -1126,7 +1130,7 @@
               <w:rPr>
                 <w:rFonts w:ascii="Avenir Next" w:hAnsi="Avenir Next" w:cs="Avenir Next" w:eastAsia="Avenir Next"/>
                 <w:color w:val="1A1A1A"/>
-                <w:sz w:val="20"/>
+                <w:sz w:val="22"/>
                 <w:szCs w:val="20"/>
               </w:rPr>
               <w:t xml:space="preserve">10 ÷ 1/6 =</w:t>
@@ -1176,7 +1180,7 @@
                 <w:rFonts w:ascii="Avenir Next" w:hAnsi="Avenir Next" w:cs="Avenir Next" w:eastAsia="Avenir Next"/>
                 <w:b/>
                 <w:color w:val="003A70"/>
-                <w:sz w:val="20"/>
+                <w:sz w:val="22"/>
                 <w:szCs w:val="20"/>
               </w:rPr>
               <w:t xml:space="preserve">g.</w:t>
@@ -1194,7 +1198,7 @@
               <w:rPr>
                 <w:rFonts w:ascii="Avenir Next" w:hAnsi="Avenir Next" w:cs="Avenir Next" w:eastAsia="Avenir Next"/>
                 <w:color w:val="1A1A1A"/>
-                <w:sz w:val="20"/>
+                <w:sz w:val="22"/>
                 <w:szCs w:val="20"/>
               </w:rPr>
               <w:t xml:space="preserve">5 ÷ 1/7 =</w:t>
@@ -1238,7 +1242,7 @@
                 <w:rFonts w:ascii="Avenir Next" w:hAnsi="Avenir Next" w:cs="Avenir Next" w:eastAsia="Avenir Next"/>
                 <w:b/>
                 <w:color w:val="003A70"/>
-                <w:sz w:val="20"/>
+                <w:sz w:val="22"/>
                 <w:szCs w:val="20"/>
               </w:rPr>
               <w:t xml:space="preserve">h.</w:t>
@@ -1256,7 +1260,7 @@
               <w:rPr>
                 <w:rFonts w:ascii="Avenir Next" w:hAnsi="Avenir Next" w:cs="Avenir Next" w:eastAsia="Avenir Next"/>
                 <w:color w:val="1A1A1A"/>
-                <w:sz w:val="20"/>
+                <w:sz w:val="22"/>
                 <w:szCs w:val="20"/>
               </w:rPr>
               <w:t xml:space="preserve">12 ÷ 1/3 =</w:t>
@@ -1314,18 +1318,18 @@
           <w:rFonts w:ascii="Avenir Next" w:hAnsi="Avenir Next" w:cs="Avenir Next" w:eastAsia="Avenir Next"/>
           <w:b/>
           <w:color w:val="1A1A1A"/>
+          <w:sz w:val="22"/>
+          <w:szCs w:val="20"/>
+        </w:rPr>
+        <w:t xml:space="preserve">3.</w:t>
+      </w:r>
+      <w:r>
+        <w:rPr>
+          <w:rFonts w:ascii="Avenir Next" w:hAnsi="Avenir Next" w:cs="Avenir Next" w:eastAsia="Avenir Next"/>
+          <w:color w:val="1A1A1A"/>
           <w:sz w:val="20"/>
           <w:szCs w:val="20"/>
         </w:rPr>
-        <w:t xml:space="preserve">3.</w:t>
-      </w:r>
-      <w:r>
-        <w:rPr>
-          <w:rFonts w:ascii="Avenir Next" w:hAnsi="Avenir Next" w:cs="Avenir Next" w:eastAsia="Avenir Next"/>
-          <w:color w:val="1A1A1A"/>
-          <w:sz w:val="20"/>
-          <w:szCs w:val="20"/>
-        </w:rPr>
         <w:tab/>
       </w:r>
       <w:r>
@@ -1333,7 +1337,7 @@
           <w:rFonts w:ascii="Avenir Next" w:hAnsi="Avenir Next" w:cs="Avenir Next" w:eastAsia="Avenir Next"/>
           <w:b/>
           <w:color w:val="1A1A1A"/>
-          <w:sz w:val="20"/>
+          <w:sz w:val="22"/>
           <w:szCs w:val="20"/>
         </w:rPr>
         <w:t xml:space="preserve">Trail Mix.  </w:t>
@@ -1342,7 +1346,7 @@
         <w:rPr>
           <w:rFonts w:ascii="Avenir Next" w:hAnsi="Avenir Next" w:cs="Avenir Next" w:eastAsia="Avenir Next"/>
           <w:color w:val="1A1A1A"/>
-          <w:sz w:val="20"/>
+          <w:sz w:val="22"/>
           <w:szCs w:val="20"/>
         </w:rPr>
         <w:t xml:space="preserve">Jamal has 6 cups of trail mix. He fills snack bags that each hold 1/4 cup. How many bags can he fill?</w:t>
@@ -1361,25 +1365,25 @@
           <w:rFonts w:ascii="Avenir Next" w:hAnsi="Avenir Next" w:cs="Avenir Next" w:eastAsia="Avenir Next"/>
           <w:b/>
           <w:color w:val="1A1A1A"/>
+          <w:sz w:val="22"/>
+          <w:szCs w:val="18"/>
+        </w:rPr>
+        <w:t xml:space="preserve">Answer</w:t>
+      </w:r>
+      <w:r>
+        <w:rPr>
+          <w:rFonts w:ascii="Avenir Next" w:hAnsi="Avenir Next" w:cs="Avenir Next" w:eastAsia="Avenir Next"/>
+          <w:color w:val="1A1A1A"/>
           <w:sz w:val="18"/>
           <w:szCs w:val="18"/>
         </w:rPr>
-        <w:t xml:space="preserve">Answer</w:t>
-      </w:r>
-      <w:r>
-        <w:rPr>
-          <w:rFonts w:ascii="Avenir Next" w:hAnsi="Avenir Next" w:cs="Avenir Next" w:eastAsia="Avenir Next"/>
-          <w:color w:val="1A1A1A"/>
-          <w:sz w:val="18"/>
-          <w:szCs w:val="18"/>
-        </w:rPr>
         <w:tab/>
       </w:r>
       <w:r>
         <w:rPr>
           <w:rFonts w:ascii="Avenir Next" w:hAnsi="Avenir Next" w:cs="Avenir Next" w:eastAsia="Avenir Next"/>
           <w:color w:val="1A1A1A"/>
-          <w:sz w:val="18"/>
+          <w:sz w:val="22"/>
           <w:szCs w:val="18"/>
         </w:rPr>
         <w:t xml:space="preserve">  bags</w:t>
@@ -1404,18 +1408,18 @@
           <w:rFonts w:ascii="Avenir Next" w:hAnsi="Avenir Next" w:cs="Avenir Next" w:eastAsia="Avenir Next"/>
           <w:b/>
           <w:color w:val="1A1A1A"/>
+          <w:sz w:val="22"/>
+          <w:szCs w:val="20"/>
+        </w:rPr>
+        <w:t xml:space="preserve">4.</w:t>
+      </w:r>
+      <w:r>
+        <w:rPr>
+          <w:rFonts w:ascii="Avenir Next" w:hAnsi="Avenir Next" w:cs="Avenir Next" w:eastAsia="Avenir Next"/>
+          <w:color w:val="1A1A1A"/>
           <w:sz w:val="20"/>
           <w:szCs w:val="20"/>
         </w:rPr>
-        <w:t xml:space="preserve">4.</w:t>
-      </w:r>
-      <w:r>
-        <w:rPr>
-          <w:rFonts w:ascii="Avenir Next" w:hAnsi="Avenir Next" w:cs="Avenir Next" w:eastAsia="Avenir Next"/>
-          <w:color w:val="1A1A1A"/>
-          <w:sz w:val="20"/>
-          <w:szCs w:val="20"/>
-        </w:rPr>
         <w:tab/>
       </w:r>
       <w:r>
@@ -1423,7 +1427,7 @@
           <w:rFonts w:ascii="Avenir Next" w:hAnsi="Avenir Next" w:cs="Avenir Next" w:eastAsia="Avenir Next"/>
           <w:b/>
           <w:color w:val="1A1A1A"/>
-          <w:sz w:val="20"/>
+          <w:sz w:val="22"/>
           <w:szCs w:val="20"/>
         </w:rPr>
         <w:t xml:space="preserve">Ribbon Bows.  </w:t>
@@ -1432,7 +1436,7 @@
         <w:rPr>
           <w:rFonts w:ascii="Avenir Next" w:hAnsi="Avenir Next" w:cs="Avenir Next" w:eastAsia="Avenir Next"/>
           <w:color w:val="1A1A1A"/>
-          <w:sz w:val="20"/>
+          <w:sz w:val="22"/>
           <w:szCs w:val="20"/>
         </w:rPr>
         <w:t xml:space="preserve">Ms. Carter has 5 yards of ribbon. She cuts it into pieces that are each 1/6 yard long. She uses 18 pieces to make bows. How many pieces are left?</w:t>
@@ -1509,25 +1513,25 @@
           <w:rFonts w:ascii="Avenir Next" w:hAnsi="Avenir Next" w:cs="Avenir Next" w:eastAsia="Avenir Next"/>
           <w:b/>
           <w:color w:val="1A1A1A"/>
+          <w:sz w:val="22"/>
+          <w:szCs w:val="18"/>
+        </w:rPr>
+        <w:t xml:space="preserve">Answer</w:t>
+      </w:r>
+      <w:r>
+        <w:rPr>
+          <w:rFonts w:ascii="Avenir Next" w:hAnsi="Avenir Next" w:cs="Avenir Next" w:eastAsia="Avenir Next"/>
+          <w:color w:val="1A1A1A"/>
           <w:sz w:val="18"/>
           <w:szCs w:val="18"/>
         </w:rPr>
-        <w:t xml:space="preserve">Answer</w:t>
-      </w:r>
-      <w:r>
-        <w:rPr>
-          <w:rFonts w:ascii="Avenir Next" w:hAnsi="Avenir Next" w:cs="Avenir Next" w:eastAsia="Avenir Next"/>
-          <w:color w:val="1A1A1A"/>
-          <w:sz w:val="18"/>
-          <w:szCs w:val="18"/>
-        </w:rPr>
         <w:tab/>
       </w:r>
       <w:r>
         <w:rPr>
           <w:rFonts w:ascii="Avenir Next" w:hAnsi="Avenir Next" w:cs="Avenir Next" w:eastAsia="Avenir Next"/>
           <w:color w:val="1A1A1A"/>
-          <w:sz w:val="18"/>
+          <w:sz w:val="22"/>
           <w:szCs w:val="18"/>
         </w:rPr>
         <w:t xml:space="preserve">  pieces</w:t>
@@ -1552,18 +1556,18 @@
           <w:rFonts w:ascii="Avenir Next" w:hAnsi="Avenir Next" w:cs="Avenir Next" w:eastAsia="Avenir Next"/>
           <w:b/>
           <w:color w:val="1A1A1A"/>
+          <w:sz w:val="22"/>
+          <w:szCs w:val="20"/>
+        </w:rPr>
+        <w:t xml:space="preserve">5.</w:t>
+      </w:r>
+      <w:r>
+        <w:rPr>
+          <w:rFonts w:ascii="Avenir Next" w:hAnsi="Avenir Next" w:cs="Avenir Next" w:eastAsia="Avenir Next"/>
+          <w:color w:val="1A1A1A"/>
           <w:sz w:val="20"/>
           <w:szCs w:val="20"/>
         </w:rPr>
-        <w:t xml:space="preserve">5.</w:t>
-      </w:r>
-      <w:r>
-        <w:rPr>
-          <w:rFonts w:ascii="Avenir Next" w:hAnsi="Avenir Next" w:cs="Avenir Next" w:eastAsia="Avenir Next"/>
-          <w:color w:val="1A1A1A"/>
-          <w:sz w:val="20"/>
-          <w:szCs w:val="20"/>
-        </w:rPr>
         <w:tab/>
       </w:r>
       <w:r>
@@ -1571,7 +1575,7 @@
           <w:rFonts w:ascii="Avenir Next" w:hAnsi="Avenir Next" w:cs="Avenir Next" w:eastAsia="Avenir Next"/>
           <w:b/>
           <w:color w:val="1A1A1A"/>
-          <w:sz w:val="20"/>
+          <w:sz w:val="22"/>
           <w:szCs w:val="20"/>
         </w:rPr>
         <w:t xml:space="preserve">Find the Error.  </w:t>
@@ -1580,7 +1584,7 @@
         <w:rPr>
           <w:rFonts w:ascii="Avenir Next" w:hAnsi="Avenir Next" w:cs="Avenir Next" w:eastAsia="Avenir Next"/>
           <w:color w:val="1A1A1A"/>
-          <w:sz w:val="20"/>
+          <w:sz w:val="22"/>
           <w:szCs w:val="20"/>
         </w:rPr>
         <w:t xml:space="preserve">Tanya says 8 ÷ 1/2 = 4. Explain her mistake. Then find the correct quotient.</w:t>
@@ -1721,6 +1725,7 @@
           </w:tcPr>
           <w:p>
             <w:pPr>
+              <w:pStyle w:val="Heading2"/>
               <w:spacing w:before="0" w:after="0" w:line="240" w:lineRule="auto"/>
             </w:pPr>
             <w:r>
@@ -1758,7 +1763,7 @@
               <w:rPr>
                 <w:rFonts w:ascii="Avenir Next" w:hAnsi="Avenir Next" w:cs="Avenir Next" w:eastAsia="Avenir Next"/>
                 <w:color w:val="1A1A1A"/>
-                <w:sz w:val="17"/>
+                <w:sz w:val="22"/>
                 <w:szCs w:val="17"/>
               </w:rPr>
               <w:t xml:space="preserve">  I can do this on my own</w:t>
@@ -1787,7 +1792,7 @@
               <w:rPr>
                 <w:rFonts w:ascii="Avenir Next" w:hAnsi="Avenir Next" w:cs="Avenir Next" w:eastAsia="Avenir Next"/>
                 <w:color w:val="1A1A1A"/>
-                <w:sz w:val="17"/>
+                <w:sz w:val="22"/>
                 <w:szCs w:val="17"/>
               </w:rPr>
               <w:t xml:space="preserve">  I need a little help</w:t>
@@ -1816,7 +1821,7 @@
               <w:rPr>
                 <w:rFonts w:ascii="Avenir Next" w:hAnsi="Avenir Next" w:cs="Avenir Next" w:eastAsia="Avenir Next"/>
                 <w:color w:val="1A1A1A"/>
-                <w:sz w:val="17"/>
+                <w:sz w:val="22"/>
                 <w:szCs w:val="17"/>
               </w:rPr>
               <w:t xml:space="preserve">  I have a question about #</w:t>
@@ -1854,7 +1859,7 @@
         <w:rPr>
           <w:rFonts w:ascii="Avenir Next" w:hAnsi="Avenir Next" w:cs="Avenir Next" w:eastAsia="Avenir Next"/>
           <w:color w:val="5A5F66"/>
-          <w:sz w:val="17"/>
+          <w:sz w:val="22"/>
           <w:szCs w:val="17"/>
         </w:rPr>
         <w:t xml:space="preserve">Count how many 1/4-cup scoops fill 2 cups. Does it match 2 ÷ 1/4?</w:t>
@@ -1874,10 +1879,28 @@
         <w:rPr>
           <w:rFonts w:ascii="Avenir Next" w:hAnsi="Avenir Next" w:cs="Avenir Next" w:eastAsia="Avenir Next"/>
           <w:color w:val="1A1A1A"/>
+          <w:sz w:val="22"/>
+          <w:szCs w:val="20"/>
+        </w:rPr>
+        <w:t xml:space="preserve">Name</w:t>
+      </w:r>
+      <w:r>
+        <w:rPr>
+          <w:rFonts w:ascii="Avenir Next" w:hAnsi="Avenir Next" w:cs="Avenir Next" w:eastAsia="Avenir Next"/>
+          <w:color w:val="1A1A1A"/>
           <w:sz w:val="20"/>
           <w:szCs w:val="20"/>
         </w:rPr>
-        <w:t xml:space="preserve">Name</w:t>
+        <w:tab/>
+      </w:r>
+      <w:r>
+        <w:rPr>
+          <w:rFonts w:ascii="Avenir Next" w:hAnsi="Avenir Next" w:cs="Avenir Next" w:eastAsia="Avenir Next"/>
+          <w:color w:val="1A1A1A"/>
+          <w:sz w:val="22"/>
+          <w:szCs w:val="20"/>
+        </w:rPr>
+        <w:t xml:space="preserve">   Date</w:t>
       </w:r>
       <w:r>
         <w:rPr>
@@ -1892,25 +1915,7 @@
         <w:rPr>
           <w:rFonts w:ascii="Avenir Next" w:hAnsi="Avenir Next" w:cs="Avenir Next" w:eastAsia="Avenir Next"/>
           <w:color w:val="1A1A1A"/>
-          <w:sz w:val="20"/>
-          <w:szCs w:val="20"/>
-        </w:rPr>
-        <w:t xml:space="preserve">   Date</w:t>
-      </w:r>
-      <w:r>
-        <w:rPr>
-          <w:rFonts w:ascii="Avenir Next" w:hAnsi="Avenir Next" w:cs="Avenir Next" w:eastAsia="Avenir Next"/>
-          <w:color w:val="1A1A1A"/>
-          <w:sz w:val="20"/>
-          <w:szCs w:val="20"/>
-        </w:rPr>
-        <w:tab/>
-      </w:r>
-      <w:r>
-        <w:rPr>
-          <w:rFonts w:ascii="Avenir Next" w:hAnsi="Avenir Next" w:cs="Avenir Next" w:eastAsia="Avenir Next"/>
-          <w:color w:val="1A1A1A"/>
-          <w:sz w:val="20"/>
+          <w:sz w:val="22"/>
           <w:szCs w:val="20"/>
         </w:rPr>
         <w:t xml:space="preserve">   Period</w:t>
@@ -1937,7 +1942,7 @@
           <w:caps/>
           <w:color w:val="003A70"/>
           <w:spacing w:val="12"/>
-          <w:sz w:val="19"/>
+          <w:sz w:val="22"/>
           <w:szCs w:val="19"/>
         </w:rPr>
         <w:t xml:space="preserve">Lesson 6-1  ·  Homework Packet  ·  Sheet 2 of 2</w:t>
@@ -1945,6 +1950,7 @@
     </w:p>
     <w:p>
       <w:pPr>
+        <w:pStyle w:val="Heading1"/>
         <w:keepNext/>
         <w:spacing w:before="0" w:after="0" w:line="240" w:lineRule="auto"/>
       </w:pPr>
@@ -1970,7 +1976,7 @@
         <w:rPr>
           <w:rFonts w:ascii="Avenir Next" w:hAnsi="Avenir Next" w:cs="Avenir Next" w:eastAsia="Avenir Next"/>
           <w:color w:val="5A5F66"/>
-          <w:sz w:val="17"/>
+          <w:sz w:val="22"/>
           <w:szCs w:val="17"/>
         </w:rPr>
         <w:t xml:space="preserve">Maryland Standard 6.NS.A.1   ·   Learning target — I can divide a fraction by a whole number and explain the result.</w:t>
@@ -2017,6 +2023,7 @@
           </w:tcPr>
           <w:p>
             <w:pPr>
+              <w:pStyle w:val="Heading2"/>
               <w:spacing w:before="0" w:after="0" w:line="240" w:lineRule="auto"/>
             </w:pPr>
             <w:r>
@@ -2044,44 +2051,44 @@
                 <w:rFonts w:ascii="Avenir Next" w:hAnsi="Avenir Next" w:cs="Avenir Next" w:eastAsia="Avenir Next"/>
                 <w:b/>
                 <w:color w:val="003A70"/>
+                <w:sz w:val="22"/>
+                <w:szCs w:val="18"/>
+              </w:rPr>
+              <w:t xml:space="preserve">•</w:t>
+            </w:r>
+            <w:r>
+              <w:rPr>
+                <w:rFonts w:ascii="Avenir Next" w:hAnsi="Avenir Next" w:cs="Avenir Next" w:eastAsia="Avenir Next"/>
+                <w:color w:val="1A1A1A"/>
                 <w:sz w:val="18"/>
                 <w:szCs w:val="18"/>
               </w:rPr>
-              <w:t xml:space="preserve">•</w:t>
-            </w:r>
-            <w:r>
-              <w:rPr>
-                <w:rFonts w:ascii="Avenir Next" w:hAnsi="Avenir Next" w:cs="Avenir Next" w:eastAsia="Avenir Next"/>
-                <w:color w:val="1A1A1A"/>
-                <w:sz w:val="18"/>
+              <w:tab/>
+            </w:r>
+            <w:r>
+              <w:rPr>
+                <w:rFonts w:ascii="Avenir Next" w:hAnsi="Avenir Next" w:cs="Avenir Next" w:eastAsia="Avenir Next"/>
+                <w:color w:val="1A1A1A"/>
+                <w:sz w:val="22"/>
                 <w:szCs w:val="18"/>
               </w:rPr>
-              <w:tab/>
-            </w:r>
-            <w:r>
-              <w:rPr>
-                <w:rFonts w:ascii="Avenir Next" w:hAnsi="Avenir Next" w:cs="Avenir Next" w:eastAsia="Avenir Next"/>
-                <w:color w:val="1A1A1A"/>
-                <w:sz w:val="18"/>
+              <w:t xml:space="preserve">Dividing by a whole number </w:t>
+            </w:r>
+            <w:r>
+              <w:rPr>
+                <w:rFonts w:ascii="Avenir Next" w:hAnsi="Avenir Next" w:cs="Avenir Next" w:eastAsia="Avenir Next"/>
+                <w:b/>
+                <w:color w:val="1A1A1A"/>
+                <w:sz w:val="22"/>
                 <w:szCs w:val="18"/>
               </w:rPr>
-              <w:t xml:space="preserve">Dividing by a whole number </w:t>
-            </w:r>
-            <w:r>
-              <w:rPr>
-                <w:rFonts w:ascii="Avenir Next" w:hAnsi="Avenir Next" w:cs="Avenir Next" w:eastAsia="Avenir Next"/>
-                <w:b/>
-                <w:color w:val="1A1A1A"/>
-                <w:sz w:val="18"/>
-                <w:szCs w:val="18"/>
-              </w:rPr>
               <w:t xml:space="preserve">shares</w:t>
             </w:r>
             <w:r>
               <w:rPr>
                 <w:rFonts w:ascii="Avenir Next" w:hAnsi="Avenir Next" w:cs="Avenir Next" w:eastAsia="Avenir Next"/>
                 <w:color w:val="1A1A1A"/>
-                <w:sz w:val="18"/>
+                <w:sz w:val="22"/>
                 <w:szCs w:val="18"/>
               </w:rPr>
               <w:t xml:space="preserve"> a fraction into equal parts.</w:t>
@@ -2100,44 +2107,44 @@
                 <w:rFonts w:ascii="Avenir Next" w:hAnsi="Avenir Next" w:cs="Avenir Next" w:eastAsia="Avenir Next"/>
                 <w:b/>
                 <w:color w:val="003A70"/>
+                <w:sz w:val="22"/>
+                <w:szCs w:val="18"/>
+              </w:rPr>
+              <w:t xml:space="preserve">•</w:t>
+            </w:r>
+            <w:r>
+              <w:rPr>
+                <w:rFonts w:ascii="Avenir Next" w:hAnsi="Avenir Next" w:cs="Avenir Next" w:eastAsia="Avenir Next"/>
+                <w:color w:val="1A1A1A"/>
                 <w:sz w:val="18"/>
                 <w:szCs w:val="18"/>
               </w:rPr>
-              <w:t xml:space="preserve">•</w:t>
-            </w:r>
-            <w:r>
-              <w:rPr>
-                <w:rFonts w:ascii="Avenir Next" w:hAnsi="Avenir Next" w:cs="Avenir Next" w:eastAsia="Avenir Next"/>
-                <w:color w:val="1A1A1A"/>
-                <w:sz w:val="18"/>
+              <w:tab/>
+            </w:r>
+            <w:r>
+              <w:rPr>
+                <w:rFonts w:ascii="Avenir Next" w:hAnsi="Avenir Next" w:cs="Avenir Next" w:eastAsia="Avenir Next"/>
+                <w:color w:val="1A1A1A"/>
+                <w:sz w:val="22"/>
                 <w:szCs w:val="18"/>
               </w:rPr>
-              <w:tab/>
-            </w:r>
-            <w:r>
-              <w:rPr>
-                <w:rFonts w:ascii="Avenir Next" w:hAnsi="Avenir Next" w:cs="Avenir Next" w:eastAsia="Avenir Next"/>
-                <w:color w:val="1A1A1A"/>
-                <w:sz w:val="18"/>
+              <w:t xml:space="preserve">Multiply by the reciprocal: </w:t>
+            </w:r>
+            <w:r>
+              <w:rPr>
+                <w:rFonts w:ascii="Avenir Next" w:hAnsi="Avenir Next" w:cs="Avenir Next" w:eastAsia="Avenir Next"/>
+                <w:b/>
+                <w:color w:val="1A1A1A"/>
+                <w:sz w:val="22"/>
                 <w:szCs w:val="18"/>
               </w:rPr>
-              <w:t xml:space="preserve">Multiply by the reciprocal: </w:t>
-            </w:r>
-            <w:r>
-              <w:rPr>
-                <w:rFonts w:ascii="Avenir Next" w:hAnsi="Avenir Next" w:cs="Avenir Next" w:eastAsia="Avenir Next"/>
-                <w:b/>
-                <w:color w:val="1A1A1A"/>
-                <w:sz w:val="18"/>
-                <w:szCs w:val="18"/>
-              </w:rPr>
               <w:t xml:space="preserve">2/3 ÷ 4 = 2/3 × 1/4 = 2/12 = 1/6</w:t>
             </w:r>
             <w:r>
               <w:rPr>
                 <w:rFonts w:ascii="Avenir Next" w:hAnsi="Avenir Next" w:cs="Avenir Next" w:eastAsia="Avenir Next"/>
                 <w:color w:val="1A1A1A"/>
-                <w:sz w:val="18"/>
+                <w:sz w:val="22"/>
                 <w:szCs w:val="18"/>
               </w:rPr>
               <w:t xml:space="preserve">.</w:t>
@@ -2156,44 +2163,44 @@
                 <w:rFonts w:ascii="Avenir Next" w:hAnsi="Avenir Next" w:cs="Avenir Next" w:eastAsia="Avenir Next"/>
                 <w:b/>
                 <w:color w:val="003A70"/>
+                <w:sz w:val="22"/>
+                <w:szCs w:val="18"/>
+              </w:rPr>
+              <w:t xml:space="preserve">•</w:t>
+            </w:r>
+            <w:r>
+              <w:rPr>
+                <w:rFonts w:ascii="Avenir Next" w:hAnsi="Avenir Next" w:cs="Avenir Next" w:eastAsia="Avenir Next"/>
+                <w:color w:val="1A1A1A"/>
                 <w:sz w:val="18"/>
                 <w:szCs w:val="18"/>
               </w:rPr>
-              <w:t xml:space="preserve">•</w:t>
-            </w:r>
-            <w:r>
-              <w:rPr>
-                <w:rFonts w:ascii="Avenir Next" w:hAnsi="Avenir Next" w:cs="Avenir Next" w:eastAsia="Avenir Next"/>
-                <w:color w:val="1A1A1A"/>
-                <w:sz w:val="18"/>
+              <w:tab/>
+            </w:r>
+            <w:r>
+              <w:rPr>
+                <w:rFonts w:ascii="Avenir Next" w:hAnsi="Avenir Next" w:cs="Avenir Next" w:eastAsia="Avenir Next"/>
+                <w:color w:val="1A1A1A"/>
+                <w:sz w:val="22"/>
                 <w:szCs w:val="18"/>
               </w:rPr>
-              <w:tab/>
-            </w:r>
-            <w:r>
-              <w:rPr>
-                <w:rFonts w:ascii="Avenir Next" w:hAnsi="Avenir Next" w:cs="Avenir Next" w:eastAsia="Avenir Next"/>
-                <w:color w:val="1A1A1A"/>
-                <w:sz w:val="18"/>
+              <w:t xml:space="preserve">Dividing by a whole number greater than 1 gives a quotient </w:t>
+            </w:r>
+            <w:r>
+              <w:rPr>
+                <w:rFonts w:ascii="Avenir Next" w:hAnsi="Avenir Next" w:cs="Avenir Next" w:eastAsia="Avenir Next"/>
+                <w:b/>
+                <w:color w:val="1A1A1A"/>
+                <w:sz w:val="22"/>
                 <w:szCs w:val="18"/>
               </w:rPr>
-              <w:t xml:space="preserve">Dividing by a whole number greater than 1 gives a quotient </w:t>
-            </w:r>
-            <w:r>
-              <w:rPr>
-                <w:rFonts w:ascii="Avenir Next" w:hAnsi="Avenir Next" w:cs="Avenir Next" w:eastAsia="Avenir Next"/>
-                <w:b/>
-                <w:color w:val="1A1A1A"/>
-                <w:sz w:val="18"/>
-                <w:szCs w:val="18"/>
-              </w:rPr>
               <w:t xml:space="preserve">less</w:t>
             </w:r>
             <w:r>
               <w:rPr>
                 <w:rFonts w:ascii="Avenir Next" w:hAnsi="Avenir Next" w:cs="Avenir Next" w:eastAsia="Avenir Next"/>
                 <w:color w:val="1A1A1A"/>
-                <w:sz w:val="18"/>
+                <w:sz w:val="22"/>
                 <w:szCs w:val="18"/>
               </w:rPr>
               <w:t xml:space="preserve"> than the fraction. Check: 1/6 × 4 = 2/3.</w:t>
@@ -2208,6 +2215,7 @@
           </w:tcPr>
           <w:p>
             <w:pPr>
+              <w:pStyle w:val="Heading2"/>
               <w:spacing w:before="0" w:after="0" w:line="240" w:lineRule="auto"/>
             </w:pPr>
             <w:r>
@@ -2230,7 +2238,7 @@
               <w:rPr>
                 <w:rFonts w:ascii="Avenir Next" w:hAnsi="Avenir Next" w:cs="Avenir Next" w:eastAsia="Avenir Next"/>
                 <w:color w:val="1A1A1A"/>
-                <w:sz w:val="17"/>
+                <w:sz w:val="22"/>
                 <w:szCs w:val="17"/>
               </w:rPr>
               <w:t xml:space="preserve">3 friends share 3/4 of a sandwich equally. What part of the whole does each get?</w:t>
@@ -2249,25 +2257,25 @@
                 <w:rFonts w:ascii="Avenir Next" w:hAnsi="Avenir Next" w:cs="Avenir Next" w:eastAsia="Avenir Next"/>
                 <w:b/>
                 <w:color w:val="003A70"/>
+                <w:sz w:val="22"/>
+                <w:szCs w:val="17"/>
+              </w:rPr>
+              <w:t xml:space="preserve">Step 1</w:t>
+            </w:r>
+            <w:r>
+              <w:rPr>
+                <w:rFonts w:ascii="Avenir Next" w:hAnsi="Avenir Next" w:cs="Avenir Next" w:eastAsia="Avenir Next"/>
+                <w:color w:val="1A1A1A"/>
                 <w:sz w:val="17"/>
                 <w:szCs w:val="17"/>
               </w:rPr>
-              <w:t xml:space="preserve">Step 1</w:t>
-            </w:r>
-            <w:r>
-              <w:rPr>
-                <w:rFonts w:ascii="Avenir Next" w:hAnsi="Avenir Next" w:cs="Avenir Next" w:eastAsia="Avenir Next"/>
-                <w:color w:val="1A1A1A"/>
-                <w:sz w:val="17"/>
-                <w:szCs w:val="17"/>
-              </w:rPr>
               <w:tab/>
             </w:r>
             <w:r>
               <w:rPr>
                 <w:rFonts w:ascii="Avenir Next" w:hAnsi="Avenir Next" w:cs="Avenir Next" w:eastAsia="Avenir Next"/>
                 <w:color w:val="1A1A1A"/>
-                <w:sz w:val="17"/>
+                <w:sz w:val="22"/>
                 <w:szCs w:val="17"/>
               </w:rPr>
               <w:t xml:space="preserve">3/4 ÷ 3 = 3/4 × 1/3 = 3/12</w:t>
@@ -2286,25 +2294,25 @@
                 <w:rFonts w:ascii="Avenir Next" w:hAnsi="Avenir Next" w:cs="Avenir Next" w:eastAsia="Avenir Next"/>
                 <w:b/>
                 <w:color w:val="003A70"/>
+                <w:sz w:val="22"/>
+                <w:szCs w:val="17"/>
+              </w:rPr>
+              <w:t xml:space="preserve">Step 2</w:t>
+            </w:r>
+            <w:r>
+              <w:rPr>
+                <w:rFonts w:ascii="Avenir Next" w:hAnsi="Avenir Next" w:cs="Avenir Next" w:eastAsia="Avenir Next"/>
+                <w:color w:val="1A1A1A"/>
                 <w:sz w:val="17"/>
                 <w:szCs w:val="17"/>
               </w:rPr>
-              <w:t xml:space="preserve">Step 2</w:t>
-            </w:r>
-            <w:r>
-              <w:rPr>
-                <w:rFonts w:ascii="Avenir Next" w:hAnsi="Avenir Next" w:cs="Avenir Next" w:eastAsia="Avenir Next"/>
-                <w:color w:val="1A1A1A"/>
-                <w:sz w:val="17"/>
-                <w:szCs w:val="17"/>
-              </w:rPr>
               <w:tab/>
             </w:r>
             <w:r>
               <w:rPr>
                 <w:rFonts w:ascii="Avenir Next" w:hAnsi="Avenir Next" w:cs="Avenir Next" w:eastAsia="Avenir Next"/>
                 <w:color w:val="1A1A1A"/>
-                <w:sz w:val="17"/>
+                <w:sz w:val="22"/>
                 <w:szCs w:val="17"/>
               </w:rPr>
               <w:t xml:space="preserve">Simplify: 3/12 = 1/4</w:t>
@@ -2323,18 +2331,18 @@
                 <w:rFonts w:ascii="Avenir Next" w:hAnsi="Avenir Next" w:cs="Avenir Next" w:eastAsia="Avenir Next"/>
                 <w:b/>
                 <w:color w:val="1A1A1A"/>
+                <w:sz w:val="22"/>
+                <w:szCs w:val="17"/>
+              </w:rPr>
+              <w:t xml:space="preserve">Answer</w:t>
+            </w:r>
+            <w:r>
+              <w:rPr>
+                <w:rFonts w:ascii="Avenir Next" w:hAnsi="Avenir Next" w:cs="Avenir Next" w:eastAsia="Avenir Next"/>
+                <w:color w:val="1A1A1A"/>
                 <w:sz w:val="17"/>
                 <w:szCs w:val="17"/>
               </w:rPr>
-              <w:t xml:space="preserve">Answer</w:t>
-            </w:r>
-            <w:r>
-              <w:rPr>
-                <w:rFonts w:ascii="Avenir Next" w:hAnsi="Avenir Next" w:cs="Avenir Next" w:eastAsia="Avenir Next"/>
-                <w:color w:val="1A1A1A"/>
-                <w:sz w:val="17"/>
-                <w:szCs w:val="17"/>
-              </w:rPr>
               <w:tab/>
             </w:r>
             <w:r>
@@ -2342,7 +2350,7 @@
                 <w:rFonts w:ascii="Avenir Next" w:hAnsi="Avenir Next" w:cs="Avenir Next" w:eastAsia="Avenir Next"/>
                 <w:b/>
                 <w:color w:val="1A1A1A"/>
-                <w:sz w:val="17"/>
+                <w:sz w:val="22"/>
                 <w:szCs w:val="17"/>
               </w:rPr>
               <w:t xml:space="preserve">1/4 of the sandwich</w:t>
@@ -2353,6 +2361,7 @@
     </w:tbl>
     <w:p>
       <w:pPr>
+        <w:pStyle w:val="Heading2"/>
         <w:keepNext/>
         <w:pBdr>
           <w:bottom w:val="single" w:sz="8" w:space="3" w:color="003A70"/>
@@ -2368,7 +2377,7 @@
           <w:b/>
           <w:color w:val="003A70"/>
           <w:spacing w:val="14"/>
-          <w:sz w:val="19"/>
+          <w:sz w:val="22"/>
           <w:szCs w:val="19"/>
         </w:rPr>
         <w:t xml:space="preserve">PRACTICE</w:t>
@@ -2387,7 +2396,7 @@
           <w:rFonts w:ascii="Avenir Next" w:hAnsi="Avenir Next" w:cs="Avenir Next" w:eastAsia="Avenir Next"/>
           <w:i/>
           <w:color w:val="5A5F66"/>
-          <w:sz w:val="17"/>
+          <w:sz w:val="22"/>
           <w:szCs w:val="17"/>
         </w:rPr>
         <w:t xml:space="preserve">show your work · label units</w:t>
@@ -2407,25 +2416,25 @@
           <w:rFonts w:ascii="Avenir Next" w:hAnsi="Avenir Next" w:cs="Avenir Next" w:eastAsia="Avenir Next"/>
           <w:b/>
           <w:color w:val="1A1A1A"/>
+          <w:sz w:val="22"/>
+          <w:szCs w:val="20"/>
+        </w:rPr>
+        <w:t xml:space="preserve">1.</w:t>
+      </w:r>
+      <w:r>
+        <w:rPr>
+          <w:rFonts w:ascii="Avenir Next" w:hAnsi="Avenir Next" w:cs="Avenir Next" w:eastAsia="Avenir Next"/>
+          <w:color w:val="1A1A1A"/>
           <w:sz w:val="20"/>
           <w:szCs w:val="20"/>
         </w:rPr>
-        <w:t xml:space="preserve">1.</w:t>
-      </w:r>
-      <w:r>
-        <w:rPr>
-          <w:rFonts w:ascii="Avenir Next" w:hAnsi="Avenir Next" w:cs="Avenir Next" w:eastAsia="Avenir Next"/>
-          <w:color w:val="1A1A1A"/>
-          <w:sz w:val="20"/>
-          <w:szCs w:val="20"/>
-        </w:rPr>
         <w:tab/>
       </w:r>
       <w:r>
         <w:rPr>
           <w:rFonts w:ascii="Avenir Next" w:hAnsi="Avenir Next" w:cs="Avenir Next" w:eastAsia="Avenir Next"/>
           <w:color w:val="1A1A1A"/>
-          <w:sz w:val="20"/>
+          <w:sz w:val="22"/>
           <w:szCs w:val="20"/>
         </w:rPr>
         <w:t xml:space="preserve">Divide. Write each quotient in simplest form.</w:t>
@@ -2481,7 +2490,7 @@
                 <w:rFonts w:ascii="Avenir Next" w:hAnsi="Avenir Next" w:cs="Avenir Next" w:eastAsia="Avenir Next"/>
                 <w:b/>
                 <w:color w:val="003A70"/>
-                <w:sz w:val="20"/>
+                <w:sz w:val="22"/>
                 <w:szCs w:val="20"/>
               </w:rPr>
               <w:t xml:space="preserve">a.</w:t>
@@ -2499,7 +2508,7 @@
               <w:rPr>
                 <w:rFonts w:ascii="Avenir Next" w:hAnsi="Avenir Next" w:cs="Avenir Next" w:eastAsia="Avenir Next"/>
                 <w:color w:val="1A1A1A"/>
-                <w:sz w:val="20"/>
+                <w:sz w:val="22"/>
                 <w:szCs w:val="20"/>
               </w:rPr>
               <w:t xml:space="preserve">1/2 ÷ 3 =</w:t>
@@ -2543,7 +2552,7 @@
                 <w:rFonts w:ascii="Avenir Next" w:hAnsi="Avenir Next" w:cs="Avenir Next" w:eastAsia="Avenir Next"/>
                 <w:b/>
                 <w:color w:val="003A70"/>
-                <w:sz w:val="20"/>
+                <w:sz w:val="22"/>
                 <w:szCs w:val="20"/>
               </w:rPr>
               <w:t xml:space="preserve">b.</w:t>
@@ -2561,7 +2570,7 @@
               <w:rPr>
                 <w:rFonts w:ascii="Avenir Next" w:hAnsi="Avenir Next" w:cs="Avenir Next" w:eastAsia="Avenir Next"/>
                 <w:color w:val="1A1A1A"/>
-                <w:sz w:val="20"/>
+                <w:sz w:val="22"/>
                 <w:szCs w:val="20"/>
               </w:rPr>
               <w:t xml:space="preserve">4/5 ÷ 2 =</w:t>
@@ -2605,7 +2614,7 @@
                 <w:rFonts w:ascii="Avenir Next" w:hAnsi="Avenir Next" w:cs="Avenir Next" w:eastAsia="Avenir Next"/>
                 <w:b/>
                 <w:color w:val="003A70"/>
-                <w:sz w:val="20"/>
+                <w:sz w:val="22"/>
                 <w:szCs w:val="20"/>
               </w:rPr>
               <w:t xml:space="preserve">c.</w:t>
@@ -2623,7 +2632,7 @@
               <w:rPr>
                 <w:rFonts w:ascii="Avenir Next" w:hAnsi="Avenir Next" w:cs="Avenir Next" w:eastAsia="Avenir Next"/>
                 <w:color w:val="1A1A1A"/>
-                <w:sz w:val="20"/>
+                <w:sz w:val="22"/>
                 <w:szCs w:val="20"/>
               </w:rPr>
               <w:t xml:space="preserve">3/8 ÷ 3 =</w:t>
@@ -2673,7 +2682,7 @@
                 <w:rFonts w:ascii="Avenir Next" w:hAnsi="Avenir Next" w:cs="Avenir Next" w:eastAsia="Avenir Next"/>
                 <w:b/>
                 <w:color w:val="003A70"/>
-                <w:sz w:val="20"/>
+                <w:sz w:val="22"/>
                 <w:szCs w:val="20"/>
               </w:rPr>
               <w:t xml:space="preserve">d.</w:t>
@@ -2691,7 +2700,7 @@
               <w:rPr>
                 <w:rFonts w:ascii="Avenir Next" w:hAnsi="Avenir Next" w:cs="Avenir Next" w:eastAsia="Avenir Next"/>
                 <w:color w:val="1A1A1A"/>
-                <w:sz w:val="20"/>
+                <w:sz w:val="22"/>
                 <w:szCs w:val="20"/>
               </w:rPr>
               <w:t xml:space="preserve">2/3 ÷ 6 =</w:t>
@@ -2735,7 +2744,7 @@
                 <w:rFonts w:ascii="Avenir Next" w:hAnsi="Avenir Next" w:cs="Avenir Next" w:eastAsia="Avenir Next"/>
                 <w:b/>
                 <w:color w:val="003A70"/>
-                <w:sz w:val="20"/>
+                <w:sz w:val="22"/>
                 <w:szCs w:val="20"/>
               </w:rPr>
               <w:t xml:space="preserve">e.</w:t>
@@ -2753,7 +2762,7 @@
               <w:rPr>
                 <w:rFonts w:ascii="Avenir Next" w:hAnsi="Avenir Next" w:cs="Avenir Next" w:eastAsia="Avenir Next"/>
                 <w:color w:val="1A1A1A"/>
-                <w:sz w:val="20"/>
+                <w:sz w:val="22"/>
                 <w:szCs w:val="20"/>
               </w:rPr>
               <w:t xml:space="preserve">6/7 ÷ 2 =</w:t>
@@ -2797,7 +2806,7 @@
                 <w:rFonts w:ascii="Avenir Next" w:hAnsi="Avenir Next" w:cs="Avenir Next" w:eastAsia="Avenir Next"/>
                 <w:b/>
                 <w:color w:val="003A70"/>
-                <w:sz w:val="20"/>
+                <w:sz w:val="22"/>
                 <w:szCs w:val="20"/>
               </w:rPr>
               <w:t xml:space="preserve">f.</w:t>
@@ -2815,7 +2824,7 @@
               <w:rPr>
                 <w:rFonts w:ascii="Avenir Next" w:hAnsi="Avenir Next" w:cs="Avenir Next" w:eastAsia="Avenir Next"/>
                 <w:color w:val="1A1A1A"/>
-                <w:sz w:val="20"/>
+                <w:sz w:val="22"/>
                 <w:szCs w:val="20"/>
               </w:rPr>
               <w:t xml:space="preserve">5/6 ÷ 10 =</w:t>
@@ -2862,25 +2871,25 @@
           <w:rFonts w:ascii="Avenir Next" w:hAnsi="Avenir Next" w:cs="Avenir Next" w:eastAsia="Avenir Next"/>
           <w:b/>
           <w:color w:val="1A1A1A"/>
+          <w:sz w:val="22"/>
+          <w:szCs w:val="20"/>
+        </w:rPr>
+        <w:t xml:space="preserve">2.</w:t>
+      </w:r>
+      <w:r>
+        <w:rPr>
+          <w:rFonts w:ascii="Avenir Next" w:hAnsi="Avenir Next" w:cs="Avenir Next" w:eastAsia="Avenir Next"/>
+          <w:color w:val="1A1A1A"/>
           <w:sz w:val="20"/>
           <w:szCs w:val="20"/>
         </w:rPr>
-        <w:t xml:space="preserve">2.</w:t>
-      </w:r>
-      <w:r>
-        <w:rPr>
-          <w:rFonts w:ascii="Avenir Next" w:hAnsi="Avenir Next" w:cs="Avenir Next" w:eastAsia="Avenir Next"/>
-          <w:color w:val="1A1A1A"/>
-          <w:sz w:val="20"/>
-          <w:szCs w:val="20"/>
-        </w:rPr>
         <w:tab/>
       </w:r>
       <w:r>
         <w:rPr>
           <w:rFonts w:ascii="Avenir Next" w:hAnsi="Avenir Next" w:cs="Avenir Next" w:eastAsia="Avenir Next"/>
           <w:color w:val="1A1A1A"/>
-          <w:sz w:val="20"/>
+          <w:sz w:val="22"/>
           <w:szCs w:val="20"/>
         </w:rPr>
         <w:t xml:space="preserve">Find each share. Write it in simplest form.</w:t>
@@ -2935,7 +2944,7 @@
                 <w:rFonts w:ascii="Avenir Next" w:hAnsi="Avenir Next" w:cs="Avenir Next" w:eastAsia="Avenir Next"/>
                 <w:b/>
                 <w:color w:val="003A70"/>
-                <w:sz w:val="20"/>
+                <w:sz w:val="22"/>
                 <w:szCs w:val="20"/>
               </w:rPr>
               <w:t xml:space="preserve">a.</w:t>
@@ -2953,7 +2962,7 @@
               <w:rPr>
                 <w:rFonts w:ascii="Avenir Next" w:hAnsi="Avenir Next" w:cs="Avenir Next" w:eastAsia="Avenir Next"/>
                 <w:color w:val="1A1A1A"/>
-                <w:sz w:val="20"/>
+                <w:sz w:val="22"/>
                 <w:szCs w:val="20"/>
               </w:rPr>
               <w:t xml:space="preserve">4 people share 1/2 lb of cheese:</w:t>
@@ -2981,7 +2990,7 @@
               <w:rPr>
                 <w:rFonts w:ascii="Avenir Next" w:hAnsi="Avenir Next" w:cs="Avenir Next" w:eastAsia="Avenir Next"/>
                 <w:color w:val="1A1A1A"/>
-                <w:sz w:val="20"/>
+                <w:sz w:val="22"/>
                 <w:szCs w:val="20"/>
               </w:rPr>
               <w:t xml:space="preserve"> lb</w:t>
@@ -3006,7 +3015,7 @@
                 <w:rFonts w:ascii="Avenir Next" w:hAnsi="Avenir Next" w:cs="Avenir Next" w:eastAsia="Avenir Next"/>
                 <w:b/>
                 <w:color w:val="003A70"/>
-                <w:sz w:val="20"/>
+                <w:sz w:val="22"/>
                 <w:szCs w:val="20"/>
               </w:rPr>
               <w:t xml:space="preserve">b.</w:t>
@@ -3024,7 +3033,7 @@
               <w:rPr>
                 <w:rFonts w:ascii="Avenir Next" w:hAnsi="Avenir Next" w:cs="Avenir Next" w:eastAsia="Avenir Next"/>
                 <w:color w:val="1A1A1A"/>
-                <w:sz w:val="20"/>
+                <w:sz w:val="22"/>
                 <w:szCs w:val="20"/>
               </w:rPr>
               <w:t xml:space="preserve">5 cups share 5/6 L of juice:</w:t>
@@ -3052,7 +3061,7 @@
               <w:rPr>
                 <w:rFonts w:ascii="Avenir Next" w:hAnsi="Avenir Next" w:cs="Avenir Next" w:eastAsia="Avenir Next"/>
                 <w:color w:val="1A1A1A"/>
-                <w:sz w:val="20"/>
+                <w:sz w:val="22"/>
                 <w:szCs w:val="20"/>
               </w:rPr>
               <w:t xml:space="preserve"> L</w:t>
@@ -3080,18 +3089,18 @@
           <w:rFonts w:ascii="Avenir Next" w:hAnsi="Avenir Next" w:cs="Avenir Next" w:eastAsia="Avenir Next"/>
           <w:b/>
           <w:color w:val="1A1A1A"/>
+          <w:sz w:val="22"/>
+          <w:szCs w:val="20"/>
+        </w:rPr>
+        <w:t xml:space="preserve">3.</w:t>
+      </w:r>
+      <w:r>
+        <w:rPr>
+          <w:rFonts w:ascii="Avenir Next" w:hAnsi="Avenir Next" w:cs="Avenir Next" w:eastAsia="Avenir Next"/>
+          <w:color w:val="1A1A1A"/>
           <w:sz w:val="20"/>
           <w:szCs w:val="20"/>
         </w:rPr>
-        <w:t xml:space="preserve">3.</w:t>
-      </w:r>
-      <w:r>
-        <w:rPr>
-          <w:rFonts w:ascii="Avenir Next" w:hAnsi="Avenir Next" w:cs="Avenir Next" w:eastAsia="Avenir Next"/>
-          <w:color w:val="1A1A1A"/>
-          <w:sz w:val="20"/>
-          <w:szCs w:val="20"/>
-        </w:rPr>
         <w:tab/>
       </w:r>
       <w:r>
@@ -3099,7 +3108,7 @@
           <w:rFonts w:ascii="Avenir Next" w:hAnsi="Avenir Next" w:cs="Avenir Next" w:eastAsia="Avenir Next"/>
           <w:b/>
           <w:color w:val="1A1A1A"/>
-          <w:sz w:val="20"/>
+          <w:sz w:val="22"/>
           <w:szCs w:val="20"/>
         </w:rPr>
         <w:t xml:space="preserve">Paint Cans.  </w:t>
@@ -3108,7 +3117,7 @@
         <w:rPr>
           <w:rFonts w:ascii="Avenir Next" w:hAnsi="Avenir Next" w:cs="Avenir Next" w:eastAsia="Avenir Next"/>
           <w:color w:val="1A1A1A"/>
-          <w:sz w:val="20"/>
+          <w:sz w:val="22"/>
           <w:szCs w:val="20"/>
         </w:rPr>
         <w:t xml:space="preserve">Kiara has 3/5 gallon of paint. She pours it equally into 6 small cans. How much paint is in each can?</w:t>
@@ -3185,25 +3194,25 @@
           <w:rFonts w:ascii="Avenir Next" w:hAnsi="Avenir Next" w:cs="Avenir Next" w:eastAsia="Avenir Next"/>
           <w:b/>
           <w:color w:val="1A1A1A"/>
+          <w:sz w:val="22"/>
+          <w:szCs w:val="18"/>
+        </w:rPr>
+        <w:t xml:space="preserve">Answer</w:t>
+      </w:r>
+      <w:r>
+        <w:rPr>
+          <w:rFonts w:ascii="Avenir Next" w:hAnsi="Avenir Next" w:cs="Avenir Next" w:eastAsia="Avenir Next"/>
+          <w:color w:val="1A1A1A"/>
           <w:sz w:val="18"/>
           <w:szCs w:val="18"/>
         </w:rPr>
-        <w:t xml:space="preserve">Answer</w:t>
-      </w:r>
-      <w:r>
-        <w:rPr>
-          <w:rFonts w:ascii="Avenir Next" w:hAnsi="Avenir Next" w:cs="Avenir Next" w:eastAsia="Avenir Next"/>
-          <w:color w:val="1A1A1A"/>
-          <w:sz w:val="18"/>
-          <w:szCs w:val="18"/>
-        </w:rPr>
         <w:tab/>
       </w:r>
       <w:r>
         <w:rPr>
           <w:rFonts w:ascii="Avenir Next" w:hAnsi="Avenir Next" w:cs="Avenir Next" w:eastAsia="Avenir Next"/>
           <w:color w:val="1A1A1A"/>
-          <w:sz w:val="18"/>
+          <w:sz w:val="22"/>
           <w:szCs w:val="18"/>
         </w:rPr>
         <w:t xml:space="preserve">  gallon</w:t>
@@ -3228,18 +3237,18 @@
           <w:rFonts w:ascii="Avenir Next" w:hAnsi="Avenir Next" w:cs="Avenir Next" w:eastAsia="Avenir Next"/>
           <w:b/>
           <w:color w:val="1A1A1A"/>
+          <w:sz w:val="22"/>
+          <w:szCs w:val="20"/>
+        </w:rPr>
+        <w:t xml:space="preserve">4.</w:t>
+      </w:r>
+      <w:r>
+        <w:rPr>
+          <w:rFonts w:ascii="Avenir Next" w:hAnsi="Avenir Next" w:cs="Avenir Next" w:eastAsia="Avenir Next"/>
+          <w:color w:val="1A1A1A"/>
           <w:sz w:val="20"/>
           <w:szCs w:val="20"/>
         </w:rPr>
-        <w:t xml:space="preserve">4.</w:t>
-      </w:r>
-      <w:r>
-        <w:rPr>
-          <w:rFonts w:ascii="Avenir Next" w:hAnsi="Avenir Next" w:cs="Avenir Next" w:eastAsia="Avenir Next"/>
-          <w:color w:val="1A1A1A"/>
-          <w:sz w:val="20"/>
-          <w:szCs w:val="20"/>
-        </w:rPr>
         <w:tab/>
       </w:r>
       <w:r>
@@ -3247,7 +3256,7 @@
           <w:rFonts w:ascii="Avenir Next" w:hAnsi="Avenir Next" w:cs="Avenir Next" w:eastAsia="Avenir Next"/>
           <w:b/>
           <w:color w:val="1A1A1A"/>
-          <w:sz w:val="20"/>
+          <w:sz w:val="22"/>
           <w:szCs w:val="20"/>
         </w:rPr>
         <w:t xml:space="preserve">Clay.  </w:t>
@@ -3256,7 +3265,7 @@
         <w:rPr>
           <w:rFonts w:ascii="Avenir Next" w:hAnsi="Avenir Next" w:cs="Avenir Next" w:eastAsia="Avenir Next"/>
           <w:color w:val="1A1A1A"/>
-          <w:sz w:val="20"/>
+          <w:sz w:val="22"/>
           <w:szCs w:val="20"/>
         </w:rPr>
         <w:t xml:space="preserve">Mr. Okafor has 2/3 pound of clay. He splits it equally among 4 students. How much clay does each student get?</w:t>
@@ -3275,25 +3284,25 @@
           <w:rFonts w:ascii="Avenir Next" w:hAnsi="Avenir Next" w:cs="Avenir Next" w:eastAsia="Avenir Next"/>
           <w:b/>
           <w:color w:val="1A1A1A"/>
+          <w:sz w:val="22"/>
+          <w:szCs w:val="18"/>
+        </w:rPr>
+        <w:t xml:space="preserve">Answer</w:t>
+      </w:r>
+      <w:r>
+        <w:rPr>
+          <w:rFonts w:ascii="Avenir Next" w:hAnsi="Avenir Next" w:cs="Avenir Next" w:eastAsia="Avenir Next"/>
+          <w:color w:val="1A1A1A"/>
           <w:sz w:val="18"/>
           <w:szCs w:val="18"/>
         </w:rPr>
-        <w:t xml:space="preserve">Answer</w:t>
-      </w:r>
-      <w:r>
-        <w:rPr>
-          <w:rFonts w:ascii="Avenir Next" w:hAnsi="Avenir Next" w:cs="Avenir Next" w:eastAsia="Avenir Next"/>
-          <w:color w:val="1A1A1A"/>
-          <w:sz w:val="18"/>
-          <w:szCs w:val="18"/>
-        </w:rPr>
         <w:tab/>
       </w:r>
       <w:r>
         <w:rPr>
           <w:rFonts w:ascii="Avenir Next" w:hAnsi="Avenir Next" w:cs="Avenir Next" w:eastAsia="Avenir Next"/>
           <w:color w:val="1A1A1A"/>
-          <w:sz w:val="18"/>
+          <w:sz w:val="22"/>
           <w:szCs w:val="18"/>
         </w:rPr>
         <w:t xml:space="preserve">  pound</w:t>
@@ -3318,18 +3327,18 @@
           <w:rFonts w:ascii="Avenir Next" w:hAnsi="Avenir Next" w:cs="Avenir Next" w:eastAsia="Avenir Next"/>
           <w:b/>
           <w:color w:val="1A1A1A"/>
+          <w:sz w:val="22"/>
+          <w:szCs w:val="20"/>
+        </w:rPr>
+        <w:t xml:space="preserve">5.</w:t>
+      </w:r>
+      <w:r>
+        <w:rPr>
+          <w:rFonts w:ascii="Avenir Next" w:hAnsi="Avenir Next" w:cs="Avenir Next" w:eastAsia="Avenir Next"/>
+          <w:color w:val="1A1A1A"/>
           <w:sz w:val="20"/>
           <w:szCs w:val="20"/>
         </w:rPr>
-        <w:t xml:space="preserve">5.</w:t>
-      </w:r>
-      <w:r>
-        <w:rPr>
-          <w:rFonts w:ascii="Avenir Next" w:hAnsi="Avenir Next" w:cs="Avenir Next" w:eastAsia="Avenir Next"/>
-          <w:color w:val="1A1A1A"/>
-          <w:sz w:val="20"/>
-          <w:szCs w:val="20"/>
-        </w:rPr>
         <w:tab/>
       </w:r>
       <w:r>
@@ -3337,7 +3346,7 @@
           <w:rFonts w:ascii="Avenir Next" w:hAnsi="Avenir Next" w:cs="Avenir Next" w:eastAsia="Avenir Next"/>
           <w:b/>
           <w:color w:val="1A1A1A"/>
-          <w:sz w:val="20"/>
+          <w:sz w:val="22"/>
           <w:szCs w:val="20"/>
         </w:rPr>
         <w:t xml:space="preserve">Reason.  </w:t>
@@ -3346,7 +3355,7 @@
         <w:rPr>
           <w:rFonts w:ascii="Avenir Next" w:hAnsi="Avenir Next" w:cs="Avenir Next" w:eastAsia="Avenir Next"/>
           <w:color w:val="1A1A1A"/>
-          <w:sz w:val="20"/>
+          <w:sz w:val="22"/>
           <w:szCs w:val="20"/>
         </w:rPr>
         <w:t xml:space="preserve">Without dividing, decide: is 5/8 ÷ 4 greater than or less than 5/8?</w:t>
@@ -3414,7 +3423,7 @@
               <w:rPr>
                 <w:rFonts w:ascii="Avenir Next" w:hAnsi="Avenir Next" w:cs="Avenir Next" w:eastAsia="Avenir Next"/>
                 <w:color w:val="1A1A1A"/>
-                <w:sz w:val="19"/>
+                <w:sz w:val="22"/>
                 <w:szCs w:val="19"/>
               </w:rPr>
               <w:t xml:space="preserve">greater than 5/8</w:t>
@@ -3453,7 +3462,7 @@
               <w:rPr>
                 <w:rFonts w:ascii="Avenir Next" w:hAnsi="Avenir Next" w:cs="Avenir Next" w:eastAsia="Avenir Next"/>
                 <w:color w:val="1A1A1A"/>
-                <w:sz w:val="19"/>
+                <w:sz w:val="22"/>
                 <w:szCs w:val="19"/>
               </w:rPr>
               <w:t xml:space="preserve">less than 5/8</w:t>
@@ -3469,6 +3478,7 @@
     </w:p>
     <w:p>
       <w:pPr>
+        <w:pStyle w:val="Heading2"/>
         <w:keepNext/>
         <w:pBdr>
           <w:bottom w:val="single" w:sz="8" w:space="3" w:color="003A70"/>
@@ -3484,7 +3494,7 @@
           <w:b/>
           <w:color w:val="003A70"/>
           <w:spacing w:val="14"/>
-          <w:sz w:val="19"/>
+          <w:sz w:val="22"/>
           <w:szCs w:val="19"/>
         </w:rPr>
         <w:t xml:space="preserve">TEST PRACTICE</w:t>
@@ -3503,7 +3513,7 @@
           <w:rFonts w:ascii="Avenir Next" w:hAnsi="Avenir Next" w:cs="Avenir Next" w:eastAsia="Avenir Next"/>
           <w:i/>
           <w:color w:val="5A5F66"/>
-          <w:sz w:val="17"/>
+          <w:sz w:val="22"/>
           <w:szCs w:val="17"/>
         </w:rPr>
         <w:t xml:space="preserve">choose the best answer</w:t>
@@ -3523,25 +3533,25 @@
           <w:rFonts w:ascii="Avenir Next" w:hAnsi="Avenir Next" w:cs="Avenir Next" w:eastAsia="Avenir Next"/>
           <w:b/>
           <w:color w:val="1A1A1A"/>
+          <w:sz w:val="22"/>
+          <w:szCs w:val="20"/>
+        </w:rPr>
+        <w:t xml:space="preserve">6.</w:t>
+      </w:r>
+      <w:r>
+        <w:rPr>
+          <w:rFonts w:ascii="Avenir Next" w:hAnsi="Avenir Next" w:cs="Avenir Next" w:eastAsia="Avenir Next"/>
+          <w:color w:val="1A1A1A"/>
           <w:sz w:val="20"/>
           <w:szCs w:val="20"/>
         </w:rPr>
-        <w:t xml:space="preserve">6.</w:t>
-      </w:r>
-      <w:r>
-        <w:rPr>
-          <w:rFonts w:ascii="Avenir Next" w:hAnsi="Avenir Next" w:cs="Avenir Next" w:eastAsia="Avenir Next"/>
-          <w:color w:val="1A1A1A"/>
-          <w:sz w:val="20"/>
-          <w:szCs w:val="20"/>
-        </w:rPr>
         <w:tab/>
       </w:r>
       <w:r>
         <w:rPr>
           <w:rFonts w:ascii="Avenir Next" w:hAnsi="Avenir Next" w:cs="Avenir Next" w:eastAsia="Avenir Next"/>
           <w:color w:val="1A1A1A"/>
-          <w:sz w:val="20"/>
+          <w:sz w:val="22"/>
           <w:szCs w:val="20"/>
         </w:rPr>
         <w:t xml:space="preserve">Which expression has the same value as 5/6 ÷ 5?</w:t>
@@ -3597,25 +3607,25 @@
                 <w:rFonts w:ascii="Avenir Next" w:hAnsi="Avenir Next" w:cs="Avenir Next" w:eastAsia="Avenir Next"/>
                 <w:b/>
                 <w:color w:val="003A70"/>
+                <w:sz w:val="22"/>
+                <w:szCs w:val="19"/>
+              </w:rPr>
+              <w:t xml:space="preserve">A</w:t>
+            </w:r>
+            <w:r>
+              <w:rPr>
+                <w:rFonts w:ascii="Avenir Next" w:hAnsi="Avenir Next" w:cs="Avenir Next" w:eastAsia="Avenir Next"/>
+                <w:color w:val="1A1A1A"/>
                 <w:sz w:val="19"/>
                 <w:szCs w:val="19"/>
               </w:rPr>
-              <w:t xml:space="preserve">A</w:t>
-            </w:r>
-            <w:r>
-              <w:rPr>
-                <w:rFonts w:ascii="Avenir Next" w:hAnsi="Avenir Next" w:cs="Avenir Next" w:eastAsia="Avenir Next"/>
-                <w:color w:val="1A1A1A"/>
-                <w:sz w:val="19"/>
-                <w:szCs w:val="19"/>
-              </w:rPr>
               <w:tab/>
             </w:r>
             <w:r>
               <w:rPr>
                 <w:rFonts w:ascii="Avenir Next" w:hAnsi="Avenir Next" w:cs="Avenir Next" w:eastAsia="Avenir Next"/>
                 <w:color w:val="1A1A1A"/>
-                <w:sz w:val="19"/>
+                <w:sz w:val="22"/>
                 <w:szCs w:val="19"/>
               </w:rPr>
               <w:t xml:space="preserve">5/6 × 5</w:t>
@@ -3640,25 +3650,25 @@
                 <w:rFonts w:ascii="Avenir Next" w:hAnsi="Avenir Next" w:cs="Avenir Next" w:eastAsia="Avenir Next"/>
                 <w:b/>
                 <w:color w:val="003A70"/>
+                <w:sz w:val="22"/>
+                <w:szCs w:val="19"/>
+              </w:rPr>
+              <w:t xml:space="preserve">B</w:t>
+            </w:r>
+            <w:r>
+              <w:rPr>
+                <w:rFonts w:ascii="Avenir Next" w:hAnsi="Avenir Next" w:cs="Avenir Next" w:eastAsia="Avenir Next"/>
+                <w:color w:val="1A1A1A"/>
                 <w:sz w:val="19"/>
                 <w:szCs w:val="19"/>
               </w:rPr>
-              <w:t xml:space="preserve">B</w:t>
-            </w:r>
-            <w:r>
-              <w:rPr>
-                <w:rFonts w:ascii="Avenir Next" w:hAnsi="Avenir Next" w:cs="Avenir Next" w:eastAsia="Avenir Next"/>
-                <w:color w:val="1A1A1A"/>
-                <w:sz w:val="19"/>
-                <w:szCs w:val="19"/>
-              </w:rPr>
               <w:tab/>
             </w:r>
             <w:r>
               <w:rPr>
                 <w:rFonts w:ascii="Avenir Next" w:hAnsi="Avenir Next" w:cs="Avenir Next" w:eastAsia="Avenir Next"/>
                 <w:color w:val="1A1A1A"/>
-                <w:sz w:val="19"/>
+                <w:sz w:val="22"/>
                 <w:szCs w:val="19"/>
               </w:rPr>
               <w:t xml:space="preserve">5/6 × 1/5</w:t>
@@ -3683,25 +3693,25 @@
                 <w:rFonts w:ascii="Avenir Next" w:hAnsi="Avenir Next" w:cs="Avenir Next" w:eastAsia="Avenir Next"/>
                 <w:b/>
                 <w:color w:val="003A70"/>
+                <w:sz w:val="22"/>
+                <w:szCs w:val="19"/>
+              </w:rPr>
+              <w:t xml:space="preserve">C</w:t>
+            </w:r>
+            <w:r>
+              <w:rPr>
+                <w:rFonts w:ascii="Avenir Next" w:hAnsi="Avenir Next" w:cs="Avenir Next" w:eastAsia="Avenir Next"/>
+                <w:color w:val="1A1A1A"/>
                 <w:sz w:val="19"/>
                 <w:szCs w:val="19"/>
               </w:rPr>
-              <w:t xml:space="preserve">C</w:t>
-            </w:r>
-            <w:r>
-              <w:rPr>
-                <w:rFonts w:ascii="Avenir Next" w:hAnsi="Avenir Next" w:cs="Avenir Next" w:eastAsia="Avenir Next"/>
-                <w:color w:val="1A1A1A"/>
-                <w:sz w:val="19"/>
-                <w:szCs w:val="19"/>
-              </w:rPr>
               <w:tab/>
             </w:r>
             <w:r>
               <w:rPr>
                 <w:rFonts w:ascii="Avenir Next" w:hAnsi="Avenir Next" w:cs="Avenir Next" w:eastAsia="Avenir Next"/>
                 <w:color w:val="1A1A1A"/>
-                <w:sz w:val="19"/>
+                <w:sz w:val="22"/>
                 <w:szCs w:val="19"/>
               </w:rPr>
               <w:t xml:space="preserve">6/5 × 5</w:t>
@@ -3726,25 +3736,25 @@
                 <w:rFonts w:ascii="Avenir Next" w:hAnsi="Avenir Next" w:cs="Avenir Next" w:eastAsia="Avenir Next"/>
                 <w:b/>
                 <w:color w:val="003A70"/>
+                <w:sz w:val="22"/>
+                <w:szCs w:val="19"/>
+              </w:rPr>
+              <w:t xml:space="preserve">D</w:t>
+            </w:r>
+            <w:r>
+              <w:rPr>
+                <w:rFonts w:ascii="Avenir Next" w:hAnsi="Avenir Next" w:cs="Avenir Next" w:eastAsia="Avenir Next"/>
+                <w:color w:val="1A1A1A"/>
                 <w:sz w:val="19"/>
                 <w:szCs w:val="19"/>
               </w:rPr>
-              <w:t xml:space="preserve">D</w:t>
-            </w:r>
-            <w:r>
-              <w:rPr>
-                <w:rFonts w:ascii="Avenir Next" w:hAnsi="Avenir Next" w:cs="Avenir Next" w:eastAsia="Avenir Next"/>
-                <w:color w:val="1A1A1A"/>
-                <w:sz w:val="19"/>
-                <w:szCs w:val="19"/>
-              </w:rPr>
               <w:tab/>
             </w:r>
             <w:r>
               <w:rPr>
                 <w:rFonts w:ascii="Avenir Next" w:hAnsi="Avenir Next" w:cs="Avenir Next" w:eastAsia="Avenir Next"/>
                 <w:color w:val="1A1A1A"/>
-                <w:sz w:val="19"/>
+                <w:sz w:val="22"/>
                 <w:szCs w:val="19"/>
               </w:rPr>
               <w:t xml:space="preserve">5/6 − 5</w:t>
@@ -3772,25 +3782,25 @@
           <w:rFonts w:ascii="Avenir Next" w:hAnsi="Avenir Next" w:cs="Avenir Next" w:eastAsia="Avenir Next"/>
           <w:b/>
           <w:color w:val="1A1A1A"/>
+          <w:sz w:val="22"/>
+          <w:szCs w:val="20"/>
+        </w:rPr>
+        <w:t xml:space="preserve">7.</w:t>
+      </w:r>
+      <w:r>
+        <w:rPr>
+          <w:rFonts w:ascii="Avenir Next" w:hAnsi="Avenir Next" w:cs="Avenir Next" w:eastAsia="Avenir Next"/>
+          <w:color w:val="1A1A1A"/>
           <w:sz w:val="20"/>
           <w:szCs w:val="20"/>
         </w:rPr>
-        <w:t xml:space="preserve">7.</w:t>
-      </w:r>
-      <w:r>
-        <w:rPr>
-          <w:rFonts w:ascii="Avenir Next" w:hAnsi="Avenir Next" w:cs="Avenir Next" w:eastAsia="Avenir Next"/>
-          <w:color w:val="1A1A1A"/>
-          <w:sz w:val="20"/>
-          <w:szCs w:val="20"/>
-        </w:rPr>
         <w:tab/>
       </w:r>
       <w:r>
         <w:rPr>
           <w:rFonts w:ascii="Avenir Next" w:hAnsi="Avenir Next" w:cs="Avenir Next" w:eastAsia="Avenir Next"/>
           <w:color w:val="1A1A1A"/>
-          <w:sz w:val="20"/>
+          <w:sz w:val="22"/>
           <w:szCs w:val="20"/>
         </w:rPr>
         <w:t xml:space="preserve">4 people share 4/9 of a pizza equally. What fraction of the whole pizza does each get?</w:t>
@@ -3846,25 +3856,25 @@
                 <w:rFonts w:ascii="Avenir Next" w:hAnsi="Avenir Next" w:cs="Avenir Next" w:eastAsia="Avenir Next"/>
                 <w:b/>
                 <w:color w:val="003A70"/>
+                <w:sz w:val="22"/>
+                <w:szCs w:val="19"/>
+              </w:rPr>
+              <w:t xml:space="preserve">A</w:t>
+            </w:r>
+            <w:r>
+              <w:rPr>
+                <w:rFonts w:ascii="Avenir Next" w:hAnsi="Avenir Next" w:cs="Avenir Next" w:eastAsia="Avenir Next"/>
+                <w:color w:val="1A1A1A"/>
                 <w:sz w:val="19"/>
                 <w:szCs w:val="19"/>
               </w:rPr>
-              <w:t xml:space="preserve">A</w:t>
-            </w:r>
-            <w:r>
-              <w:rPr>
-                <w:rFonts w:ascii="Avenir Next" w:hAnsi="Avenir Next" w:cs="Avenir Next" w:eastAsia="Avenir Next"/>
-                <w:color w:val="1A1A1A"/>
-                <w:sz w:val="19"/>
-                <w:szCs w:val="19"/>
-              </w:rPr>
               <w:tab/>
             </w:r>
             <w:r>
               <w:rPr>
                 <w:rFonts w:ascii="Avenir Next" w:hAnsi="Avenir Next" w:cs="Avenir Next" w:eastAsia="Avenir Next"/>
                 <w:color w:val="1A1A1A"/>
-                <w:sz w:val="19"/>
+                <w:sz w:val="22"/>
                 <w:szCs w:val="19"/>
               </w:rPr>
               <w:t xml:space="preserve">1/9</w:t>
@@ -3889,25 +3899,25 @@
                 <w:rFonts w:ascii="Avenir Next" w:hAnsi="Avenir Next" w:cs="Avenir Next" w:eastAsia="Avenir Next"/>
                 <w:b/>
                 <w:color w:val="003A70"/>
+                <w:sz w:val="22"/>
+                <w:szCs w:val="19"/>
+              </w:rPr>
+              <w:t xml:space="preserve">B</w:t>
+            </w:r>
+            <w:r>
+              <w:rPr>
+                <w:rFonts w:ascii="Avenir Next" w:hAnsi="Avenir Next" w:cs="Avenir Next" w:eastAsia="Avenir Next"/>
+                <w:color w:val="1A1A1A"/>
                 <w:sz w:val="19"/>
                 <w:szCs w:val="19"/>
               </w:rPr>
-              <w:t xml:space="preserve">B</w:t>
-            </w:r>
-            <w:r>
-              <w:rPr>
-                <w:rFonts w:ascii="Avenir Next" w:hAnsi="Avenir Next" w:cs="Avenir Next" w:eastAsia="Avenir Next"/>
-                <w:color w:val="1A1A1A"/>
-                <w:sz w:val="19"/>
-                <w:szCs w:val="19"/>
-              </w:rPr>
               <w:tab/>
             </w:r>
             <w:r>
               <w:rPr>
                 <w:rFonts w:ascii="Avenir Next" w:hAnsi="Avenir Next" w:cs="Avenir Next" w:eastAsia="Avenir Next"/>
                 <w:color w:val="1A1A1A"/>
-                <w:sz w:val="19"/>
+                <w:sz w:val="22"/>
                 <w:szCs w:val="19"/>
               </w:rPr>
               <w:t xml:space="preserve">16/9</w:t>
@@ -3932,25 +3942,25 @@
                 <w:rFonts w:ascii="Avenir Next" w:hAnsi="Avenir Next" w:cs="Avenir Next" w:eastAsia="Avenir Next"/>
                 <w:b/>
                 <w:color w:val="003A70"/>
+                <w:sz w:val="22"/>
+                <w:szCs w:val="19"/>
+              </w:rPr>
+              <w:t xml:space="preserve">C</w:t>
+            </w:r>
+            <w:r>
+              <w:rPr>
+                <w:rFonts w:ascii="Avenir Next" w:hAnsi="Avenir Next" w:cs="Avenir Next" w:eastAsia="Avenir Next"/>
+                <w:color w:val="1A1A1A"/>
                 <w:sz w:val="19"/>
                 <w:szCs w:val="19"/>
               </w:rPr>
-              <w:t xml:space="preserve">C</w:t>
-            </w:r>
-            <w:r>
-              <w:rPr>
-                <w:rFonts w:ascii="Avenir Next" w:hAnsi="Avenir Next" w:cs="Avenir Next" w:eastAsia="Avenir Next"/>
-                <w:color w:val="1A1A1A"/>
-                <w:sz w:val="19"/>
-                <w:szCs w:val="19"/>
-              </w:rPr>
               <w:tab/>
             </w:r>
             <w:r>
               <w:rPr>
                 <w:rFonts w:ascii="Avenir Next" w:hAnsi="Avenir Next" w:cs="Avenir Next" w:eastAsia="Avenir Next"/>
                 <w:color w:val="1A1A1A"/>
-                <w:sz w:val="19"/>
+                <w:sz w:val="22"/>
                 <w:szCs w:val="19"/>
               </w:rPr>
               <w:t xml:space="preserve">1/36</w:t>
@@ -3975,25 +3985,25 @@
                 <w:rFonts w:ascii="Avenir Next" w:hAnsi="Avenir Next" w:cs="Avenir Next" w:eastAsia="Avenir Next"/>
                 <w:b/>
                 <w:color w:val="003A70"/>
+                <w:sz w:val="22"/>
+                <w:szCs w:val="19"/>
+              </w:rPr>
+              <w:t xml:space="preserve">D</w:t>
+            </w:r>
+            <w:r>
+              <w:rPr>
+                <w:rFonts w:ascii="Avenir Next" w:hAnsi="Avenir Next" w:cs="Avenir Next" w:eastAsia="Avenir Next"/>
+                <w:color w:val="1A1A1A"/>
                 <w:sz w:val="19"/>
                 <w:szCs w:val="19"/>
               </w:rPr>
-              <w:t xml:space="preserve">D</w:t>
-            </w:r>
-            <w:r>
-              <w:rPr>
-                <w:rFonts w:ascii="Avenir Next" w:hAnsi="Avenir Next" w:cs="Avenir Next" w:eastAsia="Avenir Next"/>
-                <w:color w:val="1A1A1A"/>
-                <w:sz w:val="19"/>
-                <w:szCs w:val="19"/>
-              </w:rPr>
               <w:tab/>
             </w:r>
             <w:r>
               <w:rPr>
                 <w:rFonts w:ascii="Avenir Next" w:hAnsi="Avenir Next" w:cs="Avenir Next" w:eastAsia="Avenir Next"/>
                 <w:color w:val="1A1A1A"/>
-                <w:sz w:val="19"/>
+                <w:sz w:val="22"/>
                 <w:szCs w:val="19"/>
               </w:rPr>
               <w:t xml:space="preserve">4/9</w:t>
@@ -4051,6 +4061,7 @@
           </w:tcPr>
           <w:p>
             <w:pPr>
+              <w:pStyle w:val="Heading2"/>
               <w:spacing w:before="0" w:after="0" w:line="240" w:lineRule="auto"/>
             </w:pPr>
             <w:r>
@@ -4088,7 +4099,7 @@
               <w:rPr>
                 <w:rFonts w:ascii="Avenir Next" w:hAnsi="Avenir Next" w:cs="Avenir Next" w:eastAsia="Avenir Next"/>
                 <w:color w:val="1A1A1A"/>
-                <w:sz w:val="17"/>
+                <w:sz w:val="22"/>
                 <w:szCs w:val="17"/>
               </w:rPr>
               <w:t xml:space="preserve">  I can do this on my own</w:t>
@@ -4117,7 +4128,7 @@
               <w:rPr>
                 <w:rFonts w:ascii="Avenir Next" w:hAnsi="Avenir Next" w:cs="Avenir Next" w:eastAsia="Avenir Next"/>
                 <w:color w:val="1A1A1A"/>
-                <w:sz w:val="17"/>
+                <w:sz w:val="22"/>
                 <w:szCs w:val="17"/>
               </w:rPr>
               <w:t xml:space="preserve">  I need a little help</w:t>
@@ -4146,7 +4157,7 @@
               <w:rPr>
                 <w:rFonts w:ascii="Avenir Next" w:hAnsi="Avenir Next" w:cs="Avenir Next" w:eastAsia="Avenir Next"/>
                 <w:color w:val="1A1A1A"/>
-                <w:sz w:val="17"/>
+                <w:sz w:val="22"/>
                 <w:szCs w:val="17"/>
               </w:rPr>
               <w:t xml:space="preserve">  I have a question about #</w:t>
@@ -4184,7 +4195,7 @@
         <w:rPr>
           <w:rFonts w:ascii="Avenir Next" w:hAnsi="Avenir Next" w:cs="Avenir Next" w:eastAsia="Avenir Next"/>
           <w:color w:val="5A5F66"/>
-          <w:sz w:val="17"/>
+          <w:sz w:val="22"/>
           <w:szCs w:val="17"/>
         </w:rPr>
         <w:t xml:space="preserve">Share 1/2 of a sandwich equally among 2 people at home. What fraction of the whole sandwich does each get?</w:t>
@@ -4278,7 +4289,106 @@
               <w:sz w:val="15"/>
               <w:szCs w:val="15"/>
             </w:rPr>
-            <w:t xml:space="preserve">Lesson 6-1  ·  Homework Packet</w:t>
+            <w:t xml:space="preserve">6-1 · Page </w:t>
+          </w:r>
+          <w:r>
+            <w:rPr>
+              <w:rFonts w:ascii="Avenir Next" w:hAnsi="Avenir Next" w:cs="Avenir Next" w:eastAsia="Avenir Next"/>
+              <w:color w:val="5A5F66"/>
+              <w:sz w:val="15"/>
+              <w:szCs w:val="15"/>
+            </w:rPr>
+            <w:fldChar w:fldCharType="begin"/>
+          </w:r>
+          <w:r>
+            <w:rPr>
+              <w:rFonts w:ascii="Avenir Next" w:hAnsi="Avenir Next" w:cs="Avenir Next" w:eastAsia="Avenir Next"/>
+              <w:color w:val="5A5F66"/>
+              <w:sz w:val="15"/>
+              <w:szCs w:val="15"/>
+            </w:rPr>
+            <w:instrText xml:space="preserve"> PAGE </w:instrText>
+          </w:r>
+          <w:r>
+            <w:rPr>
+              <w:rFonts w:ascii="Avenir Next" w:hAnsi="Avenir Next" w:cs="Avenir Next" w:eastAsia="Avenir Next"/>
+              <w:color w:val="5A5F66"/>
+              <w:sz w:val="15"/>
+              <w:szCs w:val="15"/>
+            </w:rPr>
+            <w:fldChar w:fldCharType="separate"/>
+          </w:r>
+          <w:r>
+            <w:rPr>
+              <w:rFonts w:ascii="Avenir Next" w:hAnsi="Avenir Next" w:cs="Avenir Next" w:eastAsia="Avenir Next"/>
+              <w:color w:val="5A5F66"/>
+              <w:sz w:val="15"/>
+              <w:szCs w:val="15"/>
+            </w:rPr>
+            <w:t xml:space="preserve">1</w:t>
+          </w:r>
+          <w:r>
+            <w:rPr>
+              <w:rFonts w:ascii="Avenir Next" w:hAnsi="Avenir Next" w:cs="Avenir Next" w:eastAsia="Avenir Next"/>
+              <w:color w:val="5A5F66"/>
+              <w:sz w:val="15"/>
+              <w:szCs w:val="15"/>
+            </w:rPr>
+            <w:fldChar w:fldCharType="end"/>
+          </w:r>
+          <w:r>
+            <w:rPr>
+              <w:rFonts w:ascii="Avenir Next" w:hAnsi="Avenir Next" w:cs="Avenir Next" w:eastAsia="Avenir Next"/>
+              <w:color w:val="5A5F66"/>
+              <w:sz w:val="15"/>
+              <w:szCs w:val="15"/>
+            </w:rPr>
+            <w:t xml:space="preserve"> of </w:t>
+          </w:r>
+          <w:r>
+            <w:rPr>
+              <w:rFonts w:ascii="Avenir Next" w:hAnsi="Avenir Next" w:cs="Avenir Next" w:eastAsia="Avenir Next"/>
+              <w:color w:val="5A5F66"/>
+              <w:sz w:val="15"/>
+              <w:szCs w:val="15"/>
+            </w:rPr>
+            <w:fldChar w:fldCharType="begin"/>
+          </w:r>
+          <w:r>
+            <w:rPr>
+              <w:rFonts w:ascii="Avenir Next" w:hAnsi="Avenir Next" w:cs="Avenir Next" w:eastAsia="Avenir Next"/>
+              <w:color w:val="5A5F66"/>
+              <w:sz w:val="15"/>
+              <w:szCs w:val="15"/>
+            </w:rPr>
+            <w:instrText xml:space="preserve"> NUMPAGES </w:instrText>
+          </w:r>
+          <w:r>
+            <w:rPr>
+              <w:rFonts w:ascii="Avenir Next" w:hAnsi="Avenir Next" w:cs="Avenir Next" w:eastAsia="Avenir Next"/>
+              <w:color w:val="5A5F66"/>
+              <w:sz w:val="15"/>
+              <w:szCs w:val="15"/>
+            </w:rPr>
+            <w:fldChar w:fldCharType="separate"/>
+          </w:r>
+          <w:r>
+            <w:rPr>
+              <w:rFonts w:ascii="Avenir Next" w:hAnsi="Avenir Next" w:cs="Avenir Next" w:eastAsia="Avenir Next"/>
+              <w:color w:val="5A5F66"/>
+              <w:sz w:val="15"/>
+              <w:szCs w:val="15"/>
+            </w:rPr>
+            <w:t xml:space="preserve">1</w:t>
+          </w:r>
+          <w:r>
+            <w:rPr>
+              <w:rFonts w:ascii="Avenir Next" w:hAnsi="Avenir Next" w:cs="Avenir Next" w:eastAsia="Avenir Next"/>
+              <w:color w:val="5A5F66"/>
+              <w:sz w:val="15"/>
+              <w:szCs w:val="15"/>
+            </w:rPr>
+            <w:fldChar w:fldCharType="end"/>
           </w:r>
         </w:p>
       </w:tc>
@@ -4321,5 +4431,23 @@
       </w:tblCellMar>
     </w:tblPr>
   </w:style>
+  <w:style w:type="paragraph" w:styleId="Heading1">
+    <w:name w:val="heading 1"/>
+    <w:basedOn w:val="Normal"/>
+    <w:pPr>
+      <w:outlineLvl w:val="0"/>
+      <w:keepNext w:val="0"/>
+      <w:keepLines w:val="0"/>
+    </w:pPr>
+  </w:style>
+  <w:style w:type="paragraph" w:styleId="Heading2">
+    <w:name w:val="heading 2"/>
+    <w:basedOn w:val="Normal"/>
+    <w:pPr>
+      <w:outlineLvl w:val="1"/>
+      <w:keepNext w:val="0"/>
+      <w:keepLines w:val="0"/>
+    </w:pPr>
+  </w:style>
 </w:styles>
 </file>